--- a/docs/PAN26_paper_v1.docx
+++ b/docs/PAN26_paper_v1.docx
@@ -141,7 +141,7 @@
           <w:b w:val="0"/>
           <w:sz w:val="21"/>
         </w:rPr>
-        <w:t>Generative plagiarism detection faces a fundamental challenge: suspicious texts generated by LLMs often composite content from multiple distinct sources. The traditional document-level querying paradigm, which treats the entire suspicious document as a single query, dilutes the multi-source provenance signal. We propose a Query-Chunk Provenance Modeling approach to address this limitation. The suspicious document is first decomposed into paragraph-level semantic segments (query chunks). Each segment independently retrieves candidate sources via BM25, producing its own ranked list. A coverage-weighted voting mechanism then aggregates the segment-level results, rewarding documents consistently matched by multiple independent segments and constructing an explicit provenance graph that maps each part of the suspicious document to its likely source. We further introduce performance optimizations for segment-level retrieval, including maximum document frequency thresholding, query term limitation, and heap-based top-K extraction, achieving a 20x speedup. Experiments on 800 and 1,200 query samples from the PAN26 benchmark show consistent improvements over standard BM25 across all four evaluation metrics: R@10 reaches 0.970 (baseline: 0.920) and MRR reaches 0.909 (baseline: 0.777), representing relative gains of 17-21%. The method is lightweight — requiring only numpy and the Python standard library — and has been successfully deployed as a Docker submission to TIRA.</w:t>
+        <w:t>Generative plagiarism detection faces a fundamental challenge: suspicious texts generated by LLMs often synthesize content from multiple distinct sources. The traditional document-level querying paradigm, which treats the entire suspicious document as a single query, dilutes the multi-source provenance signal. We propose a Query-Chunk Provenance Modeling approach to address this limitation. The suspicious document is first decomposed into paragraph-level semantic segments (query chunks). Each segment independently retrieves candidate sources via BM25, producing its own ranked list. A coverage-weighted voting mechanism then aggregates the segment-level results, rewarding documents consistently matched by multiple independent segments and constructing an explicit provenance graph that maps each part of the suspicious document to its likely source. We further introduce performance optimizations for segment-level retrieval, including maximum document frequency thresholding, query term limitation, and heap-based top-K extraction, achieving a 20x speedup. Experiments on 800 and 1,200 query samples from the PAN26 benchmark show consistent improvements over standard BM25 across all four evaluation metrics: R@10 reaches 0.970 (baseline: 0.920) and MRR reaches 0.909 (baseline: 0.777), representing relative gains of 17-21%. The method is lightweight — requiring only numpy and the Python standard library — and has been successfully deployed as a Docker submission to TIRA.</w:t>
       </w:r>
     </w:p>
     <w:p>
@@ -2109,7 +2109,7 @@
           <w:b w:val="0"/>
           <w:sz w:val="18"/>
         </w:rPr>
-        <w:t>[1] Greiner-Petter A, Fröbe M, Wahle J P, et al. Overview of the Plagiarism Detection Task at PAN 2025[C]//Proceedings of the 16th International Conference of the CLEF Association (CLEF 2025). CEUR Workshop Proceedings, Vol. 4038, 2025.</w:t>
+        <w:t>[1] Greiner-Petter A, Fröbe M, Wahle J P, et al. Overview of the Plagiarism Detection Task at PAN 2025[C]//Proceedings of the 16th International Conference of the CLEF Association (CLEF 2025). CEUR Workshop Proceedings, Vol. 4038, 2025: 3575-3585.</w:t>
       </w:r>
     </w:p>
     <w:p>
@@ -2200,7 +2200,7 @@
           <w:b w:val="0"/>
           <w:sz w:val="18"/>
         </w:rPr>
-        <w:t>[8] Robertson S, Zaragoza H. The Probabilistic Relevance Framework: BM25 and Beyond[J]. Foundations and Trends in Information Retrieval, 2009, 3(4): 333-389.</w:t>
+        <w:t>[7] Robertson S, Zaragoza H. The Probabilistic Relevance Framework: BM25 and Beyond[J]. Foundations and Trends in Information Retrieval, 2009, 3(4): 333-389.</w:t>
       </w:r>
     </w:p>
     <w:p>
@@ -2213,7 +2213,7 @@
           <w:b w:val="0"/>
           <w:sz w:val="18"/>
         </w:rPr>
-        <w:t>[9] Reimers N, Gurevych I. Sentence-BERT: Sentence Embeddings using Siamese BERT-Networks[C]//Proceedings of the 2019 Conference on Empirical Methods in Natural Language Processing (EMNLP-IJCNLP). ACL, 2019: 3982-3992.</w:t>
+        <w:t>[8] Reimers N, Gurevych I. Sentence-BERT: Sentence Embeddings using Siamese BERT-Networks[C]//Proceedings of the 2019 Conference on Empirical Methods in Natural Language Processing (EMNLP-IJCNLP). ACL, 2019: 3982-3992.</w:t>
       </w:r>
     </w:p>
     <w:p>
@@ -2226,7 +2226,7 @@
           <w:b w:val="0"/>
           <w:sz w:val="18"/>
         </w:rPr>
-        <w:t>[10] Wang L, Yang N, Huang X, et al. Text Embeddings by Weakly-Supervised Contrastive Pre-training[C]//Proceedings of the 2024 Conference on Empirical Methods in Natural Language Processing (EMNLP). ACL, 2024.</w:t>
+        <w:t>[9] Wang L, Yang N, Huang X, et al. Text Embeddings by Weakly-Supervised Contrastive Pre-training[C]//Proceedings of the 2024 Conference on Empirical Methods in Natural Language Processing (EMNLP). ACL, 2024.</w:t>
       </w:r>
     </w:p>
     <w:p>
@@ -2239,7 +2239,7 @@
           <w:b w:val="0"/>
           <w:sz w:val="18"/>
         </w:rPr>
-        <w:t>[11] Karpukhin V, Oguz B, Min S, et al. Dense Passage Retrieval for Open-Domain Question Answering[C]//Proceedings of the 2020 Conference on Empirical Methods in Natural Language Processing (EMNLP). ACL, 2020: 6769-6781.</w:t>
+        <w:t>[10] Karpukhin V, Oguz B, Min S, et al. Dense Passage Retrieval for Open-Domain Question Answering[C]//Proceedings of the 2020 Conference on Empirical Methods in Natural Language Processing (EMNLP). ACL, 2020: 6769-6781.</w:t>
       </w:r>
     </w:p>
     <w:p>
@@ -2252,7 +2252,7 @@
           <w:b w:val="0"/>
           <w:sz w:val="18"/>
         </w:rPr>
-        <w:t>[12] Min S, Zhong V, Zettlemoyer L, et al. Multi-hop Reading Comprehension through Question Decomposition and Rescoring[C]//Proceedings of the 57th Annual Meeting of the ACL. ACL, 2019: 6097-6109.</w:t>
+        <w:t>[11] Min S, Zhong V, Zettlemoyer L, et al. Multi-hop Reading Comprehension through Question Decomposition and Rescoring[C]//Proceedings of the 57th Annual Meeting of the ACL. ACL, 2019: 6097-6109.</w:t>
       </w:r>
     </w:p>
     <w:p>
@@ -2265,7 +2265,7 @@
           <w:b w:val="0"/>
           <w:sz w:val="18"/>
         </w:rPr>
-        <w:t>[13] Cormack G V, Clarke C L A, Buettcher S. Reciprocal Rank Fusion Outperforms Condorcet and Individual Rank Learning Methods[C]//Proceedings of the 32nd International ACM SIGIR Conference on Research and Development in Information Retrieval. ACM, 2009: 758-759.</w:t>
+        <w:t>[12] Cormack G V, Clarke C L A, Buettcher S. Reciprocal Rank Fusion Outperforms Condorcet and Individual Rank Learning Methods[C]//Proceedings of the 32nd International ACM SIGIR Conference on Research and Development in Information Retrieval. ACM, 2009: 758-759.</w:t>
       </w:r>
     </w:p>
     <w:p>
@@ -2278,7 +2278,7 @@
           <w:b w:val="0"/>
           <w:sz w:val="18"/>
         </w:rPr>
-        <w:t>[14] Nogueira R, Cho K. Passage Re-ranking with BERT[EB/OL]. arXiv preprint, arXiv:1901.04085, 2019.</w:t>
+        <w:t>[13] Nogueira R, Cho K. Passage Re-ranking with BERT[EB/OL]. arXiv preprint, arXiv:1901.04085, 2019.</w:t>
       </w:r>
     </w:p>
     <w:sectPr>

--- a/docs/PAN26_paper_v1.docx
+++ b/docs/PAN26_paper_v1.docx
@@ -790,7 +790,7 @@
           <w:b w:val="0"/>
           <w:sz w:val="21"/>
         </w:rPr>
-        <w:t>本文设置标准BM25检索作为主要基线方法：将整篇可疑文档作为单一查询进行BM25检索，选取IDF最高的100个查询词（max_terms=100），返回top-100排序结果。为公平对比，基线方法与本文方法使用完全相同的倒排索引、BM25参数（k₁=1.2, b=0.75）和语料库预处理流程。本文未包含其他参与PAN 2025评测团队的方法作为对比基线，因为评测报告[1]指出所有参与团队均显著低于官方Baseline（Linq-Embed-Mistral），且各团队的方法细节和代码未完全公开。</w:t>
+        <w:t>本文设置三类方法进行对比评估：(1) 标准BM25——将整篇可疑文档作为单一查询进行BM25检索，选取IDF最高的100个查询词，返回top-100结果；(2) E5 Chunking[10-11]——使用E5-base-v2对源文档进行256-token切块编码，对BM25盲区查询以块级余弦相似度进行稠密语义补盲，采用Coverage-aware打分（0.5×top1 + 0.3×top5_mean + 0.2×coverage）；(3) 本文方法——查询分段溯源建模（详见第3.3节）。所有方法使用完全相同的倒排索引、BM25参数（k₁=1.2, b=0.75）和语料库预处理流程。</w:t>
       </w:r>
     </w:p>
     <w:p>
@@ -815,7 +815,7 @@
           <w:b w:val="0"/>
           <w:sz w:val="21"/>
         </w:rPr>
-        <w:t>表1和表2分别报告了在800条和1,200条查询样本上的主要实验结果。其中800条查询样本的结果使用与TIRA提交版本完全相同的代码（submit_pan26.py）生成，确保了实验结果的真实性和可复现性。作为参考，PAN 2025评测[1]中表现最佳的官方基线Linq-Embed-Mistral在源检索子任务上获得了约0.82的召回率（micro-averaged），而四支参赛团队的方法均未达到该水平，最高R@10约为0.75。这为本文标准BM25基线（R@10≈0.90）和分段方法（R@10≈0.97）的性能提供了外部参照——虽然评测设置和数据集不完全一致，但从相对提升的幅度来看，本文方法在相同范式（单查询BM25）基础上取得了实质性的进步。</w:t>
+        <w:t>表1给出了三种方法在全量训练集（42,444条查询）上的整体性能对比。标准BM25作为本文基线，取得了R@10=0.920、MRR=0.786的性能；E5 Chunking通过稠密语义补盲将R@10提升至0.983（+6.9%），但该方法需要加载E5-base-v2模型（约440MB参数），增加了部署复杂度。本文提出的分段溯源建模方法在完全不依赖深度学习模型的前提下，将R@10从0.920提升至0.970（+5.4%），MRR从0.786提升至0.909（+15.7%），在轻量化与高性能之间取得了良好的平衡。此外，Query Decomposition实验（对982个Cat1盲区查询进行分段BM25检索）恢复了514个查询（恢复率52.3%），验证了分段策略对多源信号稀释问题的针对性解决能力。</w:t>
       </w:r>
     </w:p>
     <w:p>
@@ -828,7 +828,385 @@
           <w:b/>
           <w:sz w:val="18"/>
         </w:rPr>
-        <w:t>表1  800条查询样本上的源检索实验结果</w:t>
+        <w:t>表1  全量训练集上的各方法性能对比（42,444条查询）</w:t>
+      </w:r>
+    </w:p>
+    <w:tbl>
+      <w:tblPr>
+        <w:tblStyle w:val="TableGrid"/>
+        <w:tblW w:type="auto" w:w="0"/>
+        <w:tblLook w:firstColumn="1" w:firstRow="1" w:lastColumn="0" w:lastRow="0" w:noHBand="0" w:noVBand="1" w:val="04A0"/>
+      </w:tblPr>
+      <w:tblGrid>
+        <w:gridCol w:w="1383"/>
+        <w:gridCol w:w="1383"/>
+        <w:gridCol w:w="1383"/>
+        <w:gridCol w:w="1383"/>
+        <w:gridCol w:w="1383"/>
+        <w:gridCol w:w="1383"/>
+      </w:tblGrid>
+      <w:tr>
+        <w:tc>
+          <w:tcPr>
+            <w:tcW w:type="dxa" w:w="1383"/>
+          </w:tcPr>
+          <w:p>
+            <w:r>
+              <w:t>方法</w:t>
+            </w:r>
+          </w:p>
+        </w:tc>
+        <w:tc>
+          <w:tcPr>
+            <w:tcW w:type="dxa" w:w="1383"/>
+          </w:tcPr>
+          <w:p>
+            <w:r>
+              <w:t>R@10</w:t>
+            </w:r>
+          </w:p>
+        </w:tc>
+        <w:tc>
+          <w:tcPr>
+            <w:tcW w:type="dxa" w:w="1383"/>
+          </w:tcPr>
+          <w:p>
+            <w:r>
+              <w:t>R@100</w:t>
+            </w:r>
+          </w:p>
+        </w:tc>
+        <w:tc>
+          <w:tcPr>
+            <w:tcW w:type="dxa" w:w="1383"/>
+          </w:tcPr>
+          <w:p>
+            <w:r>
+              <w:t>nDCG@10</w:t>
+            </w:r>
+          </w:p>
+        </w:tc>
+        <w:tc>
+          <w:tcPr>
+            <w:tcW w:type="dxa" w:w="1383"/>
+          </w:tcPr>
+          <w:p>
+            <w:r>
+              <w:t>MRR</w:t>
+            </w:r>
+          </w:p>
+        </w:tc>
+        <w:tc>
+          <w:tcPr>
+            <w:tcW w:type="dxa" w:w="1383"/>
+          </w:tcPr>
+          <w:p>
+            <w:r>
+              <w:t>模型依赖</w:t>
+            </w:r>
+          </w:p>
+        </w:tc>
+      </w:tr>
+      <w:tr>
+        <w:tc>
+          <w:tcPr>
+            <w:tcW w:type="dxa" w:w="1383"/>
+          </w:tcPr>
+          <w:p>
+            <w:r>
+              <w:t>标准BM25</w:t>
+            </w:r>
+          </w:p>
+        </w:tc>
+        <w:tc>
+          <w:tcPr>
+            <w:tcW w:type="dxa" w:w="1383"/>
+          </w:tcPr>
+          <w:p>
+            <w:r>
+              <w:t>0.9196</w:t>
+            </w:r>
+          </w:p>
+        </w:tc>
+        <w:tc>
+          <w:tcPr>
+            <w:tcW w:type="dxa" w:w="1383"/>
+          </w:tcPr>
+          <w:p>
+            <w:r>
+              <w:t>0.9769</w:t>
+            </w:r>
+          </w:p>
+        </w:tc>
+        <w:tc>
+          <w:tcPr>
+            <w:tcW w:type="dxa" w:w="1383"/>
+          </w:tcPr>
+          <w:p>
+            <w:r>
+              <w:t>0.8184</w:t>
+            </w:r>
+          </w:p>
+        </w:tc>
+        <w:tc>
+          <w:tcPr>
+            <w:tcW w:type="dxa" w:w="1383"/>
+          </w:tcPr>
+          <w:p>
+            <w:r>
+              <w:t>0.7856</w:t>
+            </w:r>
+          </w:p>
+        </w:tc>
+        <w:tc>
+          <w:tcPr>
+            <w:tcW w:type="dxa" w:w="1383"/>
+          </w:tcPr>
+          <w:p>
+            <w:r>
+              <w:t>无（仅numpy）</w:t>
+            </w:r>
+          </w:p>
+        </w:tc>
+      </w:tr>
+      <w:tr>
+        <w:tc>
+          <w:tcPr>
+            <w:tcW w:type="dxa" w:w="1383"/>
+          </w:tcPr>
+          <w:p>
+            <w:r>
+              <w:t>标准BM25 + Query Decomp</w:t>
+            </w:r>
+          </w:p>
+        </w:tc>
+        <w:tc>
+          <w:tcPr>
+            <w:tcW w:type="dxa" w:w="1383"/>
+          </w:tcPr>
+          <w:p>
+            <w:r>
+              <w:t>0.9317</w:t>
+            </w:r>
+          </w:p>
+        </w:tc>
+        <w:tc>
+          <w:tcPr>
+            <w:tcW w:type="dxa" w:w="1383"/>
+          </w:tcPr>
+          <w:p>
+            <w:r>
+              <w:t>0.9890</w:t>
+            </w:r>
+          </w:p>
+        </w:tc>
+        <w:tc>
+          <w:tcPr>
+            <w:tcW w:type="dxa" w:w="1383"/>
+          </w:tcPr>
+          <w:p>
+            <w:r>
+              <w:t>0.8274</w:t>
+            </w:r>
+          </w:p>
+        </w:tc>
+        <w:tc>
+          <w:tcPr>
+            <w:tcW w:type="dxa" w:w="1383"/>
+          </w:tcPr>
+          <w:p>
+            <w:r>
+              <w:t>0.7937</w:t>
+            </w:r>
+          </w:p>
+        </w:tc>
+        <w:tc>
+          <w:tcPr>
+            <w:tcW w:type="dxa" w:w="1383"/>
+          </w:tcPr>
+          <w:p>
+            <w:r>
+              <w:t>无（仅numpy）</w:t>
+            </w:r>
+          </w:p>
+        </w:tc>
+      </w:tr>
+      <w:tr>
+        <w:tc>
+          <w:tcPr>
+            <w:tcW w:type="dxa" w:w="1383"/>
+          </w:tcPr>
+          <w:p>
+            <w:r>
+              <w:t>BM25 + E5 Chunking</w:t>
+            </w:r>
+          </w:p>
+        </w:tc>
+        <w:tc>
+          <w:tcPr>
+            <w:tcW w:type="dxa" w:w="1383"/>
+          </w:tcPr>
+          <w:p>
+            <w:r>
+              <w:t>0.9830</w:t>
+            </w:r>
+          </w:p>
+        </w:tc>
+        <w:tc>
+          <w:tcPr>
+            <w:tcW w:type="dxa" w:w="1383"/>
+          </w:tcPr>
+          <w:p>
+            <w:r>
+              <w:t>0.9917</w:t>
+            </w:r>
+          </w:p>
+        </w:tc>
+        <w:tc>
+          <w:tcPr>
+            <w:tcW w:type="dxa" w:w="1383"/>
+          </w:tcPr>
+          <w:p>
+            <w:r>
+              <w:t>0.8716</w:t>
+            </w:r>
+          </w:p>
+        </w:tc>
+        <w:tc>
+          <w:tcPr>
+            <w:tcW w:type="dxa" w:w="1383"/>
+          </w:tcPr>
+          <w:p>
+            <w:r>
+              <w:t>0.8355</w:t>
+            </w:r>
+          </w:p>
+        </w:tc>
+        <w:tc>
+          <w:tcPr>
+            <w:tcW w:type="dxa" w:w="1383"/>
+          </w:tcPr>
+          <w:p>
+            <w:r>
+              <w:t>E5-base-v2 (440MB)</w:t>
+            </w:r>
+          </w:p>
+        </w:tc>
+      </w:tr>
+      <w:tr>
+        <w:tc>
+          <w:tcPr>
+            <w:tcW w:type="dxa" w:w="1383"/>
+          </w:tcPr>
+          <w:p>
+            <w:r>
+              <w:t>分段BM25（本文方法）</w:t>
+            </w:r>
+          </w:p>
+        </w:tc>
+        <w:tc>
+          <w:tcPr>
+            <w:tcW w:type="dxa" w:w="1383"/>
+          </w:tcPr>
+          <w:p>
+            <w:r>
+              <w:t>0.9700*</w:t>
+            </w:r>
+          </w:p>
+        </w:tc>
+        <w:tc>
+          <w:tcPr>
+            <w:tcW w:type="dxa" w:w="1383"/>
+          </w:tcPr>
+          <w:p>
+            <w:r>
+              <w:t>0.9912*</w:t>
+            </w:r>
+          </w:p>
+        </w:tc>
+        <w:tc>
+          <w:tcPr>
+            <w:tcW w:type="dxa" w:w="1383"/>
+          </w:tcPr>
+          <w:p>
+            <w:r>
+              <w:t>0.9242*</w:t>
+            </w:r>
+          </w:p>
+        </w:tc>
+        <w:tc>
+          <w:tcPr>
+            <w:tcW w:type="dxa" w:w="1383"/>
+          </w:tcPr>
+          <w:p>
+            <w:r>
+              <w:t>0.9092*</w:t>
+            </w:r>
+          </w:p>
+        </w:tc>
+        <w:tc>
+          <w:tcPr>
+            <w:tcW w:type="dxa" w:w="1383"/>
+          </w:tcPr>
+          <w:p>
+            <w:r>
+              <w:t>无（仅numpy）</w:t>
+            </w:r>
+          </w:p>
+        </w:tc>
+      </w:tr>
+    </w:tbl>
+    <w:p>
+      <w:pPr>
+        <w:spacing w:before="0" w:after="60" w:line="300" w:lineRule="auto"/>
+      </w:pPr>
+      <w:r>
+        <w:rPr>
+          <w:rFonts w:ascii="宋体" w:hAnsi="宋体" w:eastAsia="宋体"/>
+          <w:b w:val="0"/>
+          <w:sz w:val="8"/>
+        </w:rPr>
+      </w:r>
+    </w:p>
+    <w:p>
+      <w:pPr>
+        <w:spacing w:before="0" w:after="60" w:line="300" w:lineRule="auto"/>
+        <w:ind w:firstLine="420"/>
+      </w:pPr>
+      <w:r>
+        <w:rPr>
+          <w:rFonts w:ascii="宋体" w:hAnsi="宋体" w:eastAsia="宋体"/>
+          <w:b w:val="0"/>
+          <w:sz w:val="18"/>
+        </w:rPr>
+        <w:t>*注：分段BM25在全量42K查询上的实验受限于计算资源（MacBook Pro单机），目前仅完成了800条和1,200条随机采样查询的完整验证。标*数据为800条查询上的结果，在全量数据上的精确指标待Linux服务器上完成全量运行后更新。Query Decomp为早期实验中对982个Cat1盲区（标准BM25 Top-100未命中）进行分段检索的结果，检索后R@10从全量基线的0.920提升至0.932。</w:t>
+      </w:r>
+    </w:p>
+    <w:p>
+      <w:pPr>
+        <w:spacing w:before="0" w:after="60" w:line="300" w:lineRule="auto"/>
+        <w:ind w:firstLine="420"/>
+      </w:pPr>
+      <w:r>
+        <w:rPr>
+          <w:rFonts w:ascii="宋体" w:hAnsi="宋体" w:eastAsia="宋体"/>
+          <w:b w:val="0"/>
+          <w:sz w:val="21"/>
+        </w:rPr>
+        <w:t>为进一步严格验证方法的有效性和稳定性，在两种随机采样配置（固定种子seed=20260520）上进行了独立重复实验。表2和表3分别报告了800条和1,200条查询样本上的详细结果。800条查询样本使用与TIRA提交版本完全相同的代码（submit_pan26.py）生成，确保了实验结果的可复现性。作为外部参照，PAN 2025评测[1]中表现最佳的官方基线Linq-Embed-Mistral在源检索子任务上获得了约0.82的召回率，而四支参赛团队的方法最高R@10约为0.75。本文标准BM25基线（R@10≈0.90）和分段方法（R@10≈0.97）均显著超越上述参考值——虽然评测设置和数据集不完全一致，但从相对提升幅度来看，本文方法在相同检索范式基础上取得了实质性的进步。</w:t>
+      </w:r>
+    </w:p>
+    <w:p>
+      <w:pPr>
+        <w:spacing w:before="0" w:after="60" w:line="300" w:lineRule="auto"/>
+      </w:pPr>
+      <w:r>
+        <w:rPr>
+          <w:rFonts w:ascii="宋体" w:hAnsi="宋体" w:eastAsia="宋体"/>
+          <w:b/>
+          <w:sz w:val="18"/>
+        </w:rPr>
+        <w:t>表2  800条查询样本上的源检索实验结果（submit_pan26.py精确代码验证）</w:t>
       </w:r>
     </w:p>
     <w:tbl>
@@ -1179,7 +1557,7 @@
           <w:b/>
           <w:sz w:val="18"/>
         </w:rPr>
-        <w:t>表2  1,200条查询样本上的源检索实验结果（独立验证集）</w:t>
+        <w:t>表3  1,200条查询样本上的源检索实验结果（独立验证集）</w:t>
       </w:r>
     </w:p>
     <w:tbl>
@@ -1650,7 +2028,7 @@
           <w:b/>
           <w:sz w:val="18"/>
         </w:rPr>
-        <w:t>表3  消融实验结果（200条查询样本）</w:t>
+        <w:t>表4  消融实验结果（200条查询样本）</w:t>
       </w:r>
     </w:p>
     <w:tbl>

--- a/docs/PAN26_paper_v1.docx
+++ b/docs/PAN26_paper_v1.docx
@@ -1557,7 +1557,7 @@
           <w:b/>
           <w:sz w:val="18"/>
         </w:rPr>
-        <w:t>表3  1,200条查询样本上的源检索实验结果（独立验证集）</w:t>
+        <w:t>表3  1,200条查询样本上的源检索实验结果（独立采样验证）</w:t>
       </w:r>
     </w:p>
     <w:tbl>
@@ -1900,6 +1900,371 @@
     </w:p>
     <w:p>
       <w:pPr>
+        <w:spacing w:before="0" w:after="60" w:line="300" w:lineRule="auto"/>
+      </w:pPr>
+      <w:r>
+        <w:rPr>
+          <w:rFonts w:ascii="宋体" w:hAnsi="宋体" w:eastAsia="宋体"/>
+          <w:b/>
+          <w:sz w:val="18"/>
+        </w:rPr>
+        <w:t>表4  预留验证集上的源检索实验结果（holdout, 5,522条查询，7,949篇文档）</w:t>
+      </w:r>
+    </w:p>
+    <w:tbl>
+      <w:tblPr>
+        <w:tblStyle w:val="TableGrid"/>
+        <w:tblW w:type="auto" w:w="0"/>
+        <w:tblLook w:firstColumn="1" w:firstRow="1" w:lastColumn="0" w:lastRow="0" w:noHBand="0" w:noVBand="1" w:val="04A0"/>
+      </w:tblPr>
+      <w:tblGrid>
+        <w:gridCol w:w="1660"/>
+        <w:gridCol w:w="1660"/>
+        <w:gridCol w:w="1660"/>
+        <w:gridCol w:w="1660"/>
+        <w:gridCol w:w="1660"/>
+      </w:tblGrid>
+      <w:tr>
+        <w:tc>
+          <w:tcPr>
+            <w:tcW w:type="dxa" w:w="1660"/>
+          </w:tcPr>
+          <w:p>
+            <w:r>
+              <w:t>指标</w:t>
+            </w:r>
+          </w:p>
+        </w:tc>
+        <w:tc>
+          <w:tcPr>
+            <w:tcW w:type="dxa" w:w="1660"/>
+          </w:tcPr>
+          <w:p>
+            <w:r>
+              <w:t>标准BM25</w:t>
+            </w:r>
+          </w:p>
+        </w:tc>
+        <w:tc>
+          <w:tcPr>
+            <w:tcW w:type="dxa" w:w="1660"/>
+          </w:tcPr>
+          <w:p>
+            <w:r>
+              <w:t>分段BM25（本文方法）</w:t>
+            </w:r>
+          </w:p>
+        </w:tc>
+        <w:tc>
+          <w:tcPr>
+            <w:tcW w:type="dxa" w:w="1660"/>
+          </w:tcPr>
+          <w:p>
+            <w:r>
+              <w:t>绝对提升(Δ)</w:t>
+            </w:r>
+          </w:p>
+        </w:tc>
+        <w:tc>
+          <w:tcPr>
+            <w:tcW w:type="dxa" w:w="1660"/>
+          </w:tcPr>
+          <w:p>
+            <w:r>
+              <w:t>相对提升(%)</w:t>
+            </w:r>
+          </w:p>
+        </w:tc>
+      </w:tr>
+      <w:tr>
+        <w:tc>
+          <w:tcPr>
+            <w:tcW w:type="dxa" w:w="1660"/>
+          </w:tcPr>
+          <w:p>
+            <w:r>
+              <w:t>R@10</w:t>
+            </w:r>
+          </w:p>
+        </w:tc>
+        <w:tc>
+          <w:tcPr>
+            <w:tcW w:type="dxa" w:w="1660"/>
+          </w:tcPr>
+          <w:p>
+            <w:r>
+              <w:t>0.9698</w:t>
+            </w:r>
+          </w:p>
+        </w:tc>
+        <w:tc>
+          <w:tcPr>
+            <w:tcW w:type="dxa" w:w="1660"/>
+          </w:tcPr>
+          <w:p>
+            <w:r>
+              <w:t>0.9944</w:t>
+            </w:r>
+          </w:p>
+        </w:tc>
+        <w:tc>
+          <w:tcPr>
+            <w:tcW w:type="dxa" w:w="1660"/>
+          </w:tcPr>
+          <w:p>
+            <w:r>
+              <w:t>+0.0246</w:t>
+            </w:r>
+          </w:p>
+        </w:tc>
+        <w:tc>
+          <w:tcPr>
+            <w:tcW w:type="dxa" w:w="1660"/>
+          </w:tcPr>
+          <w:p>
+            <w:r>
+              <w:t>+2.5%</w:t>
+            </w:r>
+          </w:p>
+        </w:tc>
+      </w:tr>
+      <w:tr>
+        <w:tc>
+          <w:tcPr>
+            <w:tcW w:type="dxa" w:w="1660"/>
+          </w:tcPr>
+          <w:p>
+            <w:r>
+              <w:t>R@100</w:t>
+            </w:r>
+          </w:p>
+        </w:tc>
+        <w:tc>
+          <w:tcPr>
+            <w:tcW w:type="dxa" w:w="1660"/>
+          </w:tcPr>
+          <w:p>
+            <w:r>
+              <w:t>0.9866</w:t>
+            </w:r>
+          </w:p>
+        </w:tc>
+        <w:tc>
+          <w:tcPr>
+            <w:tcW w:type="dxa" w:w="1660"/>
+          </w:tcPr>
+          <w:p>
+            <w:r>
+              <w:t>0.9986</w:t>
+            </w:r>
+          </w:p>
+        </w:tc>
+        <w:tc>
+          <w:tcPr>
+            <w:tcW w:type="dxa" w:w="1660"/>
+          </w:tcPr>
+          <w:p>
+            <w:r>
+              <w:t>+0.0120</w:t>
+            </w:r>
+          </w:p>
+        </w:tc>
+        <w:tc>
+          <w:tcPr>
+            <w:tcW w:type="dxa" w:w="1660"/>
+          </w:tcPr>
+          <w:p>
+            <w:r>
+              <w:t>+1.2%</w:t>
+            </w:r>
+          </w:p>
+        </w:tc>
+      </w:tr>
+      <w:tr>
+        <w:tc>
+          <w:tcPr>
+            <w:tcW w:type="dxa" w:w="1660"/>
+          </w:tcPr>
+          <w:p>
+            <w:r>
+              <w:t>nDCG@10</w:t>
+            </w:r>
+          </w:p>
+        </w:tc>
+        <w:tc>
+          <w:tcPr>
+            <w:tcW w:type="dxa" w:w="1660"/>
+          </w:tcPr>
+          <w:p>
+            <w:r>
+              <w:t>0.9193</w:t>
+            </w:r>
+          </w:p>
+        </w:tc>
+        <w:tc>
+          <w:tcPr>
+            <w:tcW w:type="dxa" w:w="1660"/>
+          </w:tcPr>
+          <w:p>
+            <w:r>
+              <w:t>0.9764</w:t>
+            </w:r>
+          </w:p>
+        </w:tc>
+        <w:tc>
+          <w:tcPr>
+            <w:tcW w:type="dxa" w:w="1660"/>
+          </w:tcPr>
+          <w:p>
+            <w:r>
+              <w:t>+0.0571</w:t>
+            </w:r>
+          </w:p>
+        </w:tc>
+        <w:tc>
+          <w:tcPr>
+            <w:tcW w:type="dxa" w:w="1660"/>
+          </w:tcPr>
+          <w:p>
+            <w:r>
+              <w:t>+6.2%</w:t>
+            </w:r>
+          </w:p>
+        </w:tc>
+      </w:tr>
+      <w:tr>
+        <w:tc>
+          <w:tcPr>
+            <w:tcW w:type="dxa" w:w="1660"/>
+          </w:tcPr>
+          <w:p>
+            <w:r>
+              <w:t>MRR</w:t>
+            </w:r>
+          </w:p>
+        </w:tc>
+        <w:tc>
+          <w:tcPr>
+            <w:tcW w:type="dxa" w:w="1660"/>
+          </w:tcPr>
+          <w:p>
+            <w:r>
+              <w:t>0.9026</w:t>
+            </w:r>
+          </w:p>
+        </w:tc>
+        <w:tc>
+          <w:tcPr>
+            <w:tcW w:type="dxa" w:w="1660"/>
+          </w:tcPr>
+          <w:p>
+            <w:r>
+              <w:t>0.9704</w:t>
+            </w:r>
+          </w:p>
+        </w:tc>
+        <w:tc>
+          <w:tcPr>
+            <w:tcW w:type="dxa" w:w="1660"/>
+          </w:tcPr>
+          <w:p>
+            <w:r>
+              <w:t>+0.0679</w:t>
+            </w:r>
+          </w:p>
+        </w:tc>
+        <w:tc>
+          <w:tcPr>
+            <w:tcW w:type="dxa" w:w="1660"/>
+          </w:tcPr>
+          <w:p>
+            <w:r>
+              <w:t>+7.5%</w:t>
+            </w:r>
+          </w:p>
+        </w:tc>
+      </w:tr>
+      <w:tr>
+        <w:tc>
+          <w:tcPr>
+            <w:tcW w:type="dxa" w:w="1660"/>
+          </w:tcPr>
+          <w:p>
+            <w:r>
+              <w:t>分段率</w:t>
+            </w:r>
+          </w:p>
+        </w:tc>
+        <w:tc>
+          <w:tcPr>
+            <w:tcW w:type="dxa" w:w="1660"/>
+          </w:tcPr>
+          <w:p>
+            <w:r>
+              <w:t>-</w:t>
+            </w:r>
+          </w:p>
+        </w:tc>
+        <w:tc>
+          <w:tcPr>
+            <w:tcW w:type="dxa" w:w="1660"/>
+          </w:tcPr>
+          <w:p>
+            <w:r>
+              <w:t>99.9% (5,518/5,522)</w:t>
+            </w:r>
+          </w:p>
+        </w:tc>
+        <w:tc>
+          <w:tcPr>
+            <w:tcW w:type="dxa" w:w="1660"/>
+          </w:tcPr>
+          <w:p>
+            <w:r>
+              <w:t>-</w:t>
+            </w:r>
+          </w:p>
+        </w:tc>
+        <w:tc>
+          <w:tcPr>
+            <w:tcW w:type="dxa" w:w="1660"/>
+          </w:tcPr>
+          <w:p>
+            <w:r>
+              <w:t>-</w:t>
+            </w:r>
+          </w:p>
+        </w:tc>
+      </w:tr>
+    </w:tbl>
+    <w:p>
+      <w:pPr>
+        <w:spacing w:before="0" w:after="60" w:line="300" w:lineRule="auto"/>
+      </w:pPr>
+      <w:r>
+        <w:rPr>
+          <w:rFonts w:ascii="宋体" w:hAnsi="宋体" w:eastAsia="宋体"/>
+          <w:b w:val="0"/>
+          <w:sz w:val="8"/>
+        </w:rPr>
+      </w:r>
+    </w:p>
+    <w:p>
+      <w:pPr>
+        <w:spacing w:before="0" w:after="60" w:line="300" w:lineRule="auto"/>
+        <w:ind w:firstLine="420"/>
+      </w:pPr>
+      <w:r>
+        <w:rPr>
+          <w:rFonts w:ascii="宋体" w:hAnsi="宋体" w:eastAsia="宋体"/>
+          <w:b w:val="0"/>
+          <w:sz w:val="18"/>
+        </w:rPr>
+        <w:t>表4报告了在预留验证集（holdout）上的独立评估结果。该验证集包含7,949篇源文档和5,522条查询，与训练集（60,592篇文档）完全独立。值得说明的是，holdout的文档规模远小于训练集（8K vs 60K），因此检索难度较低，标准BM25基线（R@10=0.970）本身已处于较高水平。在此情况下，分段方法仍能取得一致的提升（R@10 +2.5%, MRR +7.5%），表明方法在未见数据上具有良好的泛化能力。训练集与holdout评估的文档规模差异也说明，检索性能与语料库大小高度相关——在更大规模的语料库上，分段方法的相对优势可能更加显著，因为多源信号稀释问题在更大规模语料中更为突出。</w:t>
+      </w:r>
+    </w:p>
+    <w:p>
+      <w:pPr>
         <w:pStyle w:val="Heading2"/>
       </w:pPr>
       <w:r>
@@ -2028,7 +2393,7 @@
           <w:b/>
           <w:sz w:val="18"/>
         </w:rPr>
-        <w:t>表4  消融实验结果（200条查询样本）</w:t>
+        <w:t>表5  消融实验结果（200条查询样本）</w:t>
       </w:r>
     </w:p>
     <w:tbl>

--- a/docs/PAN26_paper_v1.docx
+++ b/docs/PAN26_paper_v1.docx
@@ -278,7 +278,7 @@
           <w:b w:val="0"/>
           <w:sz w:val="21"/>
         </w:rPr>
-        <w:t>源检索是抄袭检测流水线的第一步，其任务是从大规模候选语料库中快速定位可疑文档的潜在来源。自PAN 2014评测[7]设立源检索子任务以来，参与者提出了多种方法。基于词法匹配的方法[3,8]通过词n-gram重叠、指纹（fingerprinting）或BM25等词频统计模型进行检索，在逐字抄袭和轻度改写场景下表现优异。基于语义匹配的方法则利用Sentence-BERT[9]、E5[10]等句子编码器将文本映射到稠密向量空间，通过余弦相似度进行语义级匹配，对改写程度较高的抄袭具有更好的泛化能力。然而，PAN 2025评测报告[1]指出，所有参与团队的方法在跨域泛化（PAN 2015数据集）上均显著下降，说明当前方法对领域偏移的鲁棒性不足。与上述工作不同，本文的方法聚焦于查询侧的结构化建模，从"如何提问"的角度改进检索效果。</w:t>
+        <w:t>源检索是抄袭检测流水线的第一步，其任务是从大规模候选语料库中快速定位可疑文档的潜在来源。自PAN 2014评测[3]设立源检索子任务以来，参与者提出了多种方法。基于词法匹配的方法[3,7]通过词n-gram重叠、指纹（fingerprinting）或BM25等词频统计模型进行检索，在逐字抄袭和轻度改写场景下表现优异。基于语义匹配的方法则利用Sentence-BERT[8]、E5[9]等句子编码器将文本映射到稠密向量空间，通过余弦相似度进行语义级匹配，对改写程度较高的抄袭具有更好的泛化能力。然而，PAN 2025评测报告[1]指出，所有参与团队的方法在跨域泛化（PAN 2015数据集）上均显著下降，说明当前方法对领域偏移的鲁棒性不足。与上述工作不同，本文的方法聚焦于查询侧的结构化建模，从"如何提问"的角度改进检索效果。</w:t>
       </w:r>
     </w:p>
     <w:p>
@@ -303,7 +303,7 @@
           <w:b w:val="0"/>
           <w:sz w:val="21"/>
         </w:rPr>
-        <w:t>对于长文档检索，将文档切分为固定大小的文本块（chunks）分别处理后聚合是常见的做法[11]。在开放域问答中，Karpukhin等人[11]提出的稠密段落检索（DPR）将文档切分为段落级单元进行独立编码与检索，通过最大池化或早期融合聚合结果。然而，该类方法将切分操作应用于文档侧（document side），查询侧仍保持为单一体。这种"文档切分、查询不切分"的策略在查询本身为复合体时无法充分利用切分的优势。查询分解（query decomposition）技术[12]从相反的角度出发，将复杂查询拆分为子查询分别检索再合并结果，但主要面向多跳问答和比较类查询场景，应用于抄袭检测时需要对分段策略进行专门设计。</w:t>
+        <w:t>对于长文档检索，将文档切分为固定大小的文本块（chunks）分别处理后聚合是常见的做法[10]。在开放域问答中，Karpukhin等人[10]提出的稠密段落检索（DPR）将文档切分为段落级单元进行独立编码与检索，通过最大池化或早期融合聚合结果。然而，该类方法将切分操作应用于文档侧（document side），查询侧仍保持为单一体。这种"文档切分、查询不切分"的策略在查询本身为复合体时无法充分利用切分的优势。查询分解（query decomposition）技术[11]从相反的角度出发，将复杂查询拆分为子查询分别检索再合并结果，但主要面向多跳问答和比较类查询场景，应用于抄袭检测时需要对分段策略进行专门设计。</w:t>
       </w:r>
     </w:p>
     <w:p>
@@ -328,7 +328,7 @@
           <w:b w:val="0"/>
           <w:sz w:val="21"/>
         </w:rPr>
-        <w:t>在检索结果融合方面，互惠排名融合（Reciprocal Rank Fusion, RRF）[13]和多阶段级联精排[14]等方法被广泛应用于多路检索结果的合并。然而，这些方法假设各路检索系统接收的是相同的查询输入，仅通过不同的模型或参数产生多样化结果。本文的方法与之有本质区别：各路检索系统接收的是不同的查询输入（查询的不同段落），因此融合策略需要从"多模型融合"转变为"多查询协同"，即对各段结果进行联合推理以重建溯源图。</w:t>
+        <w:t>在检索结果融合方面，互惠排名融合（Reciprocal Rank Fusion, RRF）[12]和多阶段级联精排[13]等方法被广泛应用于多路检索结果的合并。然而，这些方法假设各路检索系统接收的是相同的查询输入，仅通过不同的模型或参数产生多样化结果。本文的方法与之有本质区别：各路检索系统接收的是不同的查询输入（查询的不同段落），因此融合策略需要从"多模型融合"转变为"多查询协同"，即对各段结果进行联合推理以重建溯源图。</w:t>
       </w:r>
     </w:p>
     <w:p>
@@ -389,7 +389,7 @@
           <w:b w:val="0"/>
           <w:sz w:val="21"/>
         </w:rPr>
-        <w:t>标准BM25[8]将整篇可疑文档q作为一个完整查询，基于倒排索引（inverted index）进行检索。给定查询q，首先提取其所有词元（tokens），选取逆文档频率（IDF）最高的m个查询词（本文取m=100），遍历每个选中词元的发布列表（posting list），为每个包含查询词的候选文档累加BM25得分。最终返回得分最高的K个文档作为检索结果。BM25的核心公式为：</w:t>
+        <w:t>标准BM25[7]将整篇可疑文档q作为一个完整查询，基于倒排索引（inverted index）进行检索。给定查询q，首先提取其所有词元（tokens），选取逆文档频率（IDF）最高的m个查询词（本文取m=100），遍历每个选中词元的发布列表（posting list），为每个包含查询词的候选文档累加BM25得分。最终返回得分最高的K个文档作为检索结果。BM25的核心公式为：</w:t>
       </w:r>
     </w:p>
     <w:p>
@@ -790,7 +790,7 @@
           <w:b w:val="0"/>
           <w:sz w:val="21"/>
         </w:rPr>
-        <w:t>本文设置三类方法进行对比评估：(1) 标准BM25——将整篇可疑文档作为单一查询进行BM25检索，选取IDF最高的100个查询词，返回top-100结果；(2) E5 Chunking[10-11]——使用E5-base-v2对源文档进行256-token切块编码，对BM25盲区查询以块级余弦相似度进行稠密语义补盲，采用Coverage-aware打分（0.5×top1 + 0.3×top5_mean + 0.2×coverage）；(3) 本文方法——查询分段溯源建模（详见第3.3节）。所有方法使用完全相同的倒排索引、BM25参数（k₁=1.2, b=0.75）和语料库预处理流程。</w:t>
+        <w:t>本文设置三类方法进行对比评估：(1) 标准BM25——将整篇可疑文档作为单一查询进行BM25检索，选取IDF最高的100个查询词，返回top-100结果；(2) E5 Chunking[9-10]——使用E5-base-v2对源文档进行256-token切块编码，对BM25盲区查询以块级余弦相似度进行稠密语义补盲，采用Coverage-aware打分（0.5×top1 + 0.3×top5_mean + 0.2×coverage）；(3) 本文方法——查询分段溯源建模（详见第3.3节）。所有方法使用完全相同的倒排索引、BM25参数（k₁=1.2, b=0.75）和语料库预处理流程。</w:t>
       </w:r>
     </w:p>
     <w:p>
@@ -2260,7 +2260,7 @@
           <w:b w:val="0"/>
           <w:sz w:val="18"/>
         </w:rPr>
-        <w:t>表4报告了在预留验证集（holdout）上的独立评估结果。该验证集包含7,949篇源文档和5,522条查询，与训练集（60,592篇文档）完全独立。值得说明的是，holdout的文档规模远小于训练集（8K vs 60K），因此检索难度较低，标准BM25基线（R@10=0.970）本身已处于较高水平。在此情况下，分段方法仍能取得一致的提升（R@10 +2.5%, MRR +7.5%），表明方法在未见数据上具有良好的泛化能力。训练集与holdout评估的文档规模差异也说明，检索性能与语料库大小高度相关——在更大规模的语料库上，分段方法的相对优势可能更加显著，因为多源信号稀释问题在更大规模语料中更为突出。</w:t>
+        <w:t>表4报告了在预留验证集（holdout, 5,522条查询, 7,949篇文档）上的独立评估结果，使用seg_compare.py脚本生成（命令：--corpus data/pan25_retrieval/holdout/corpus.jsonl --queries data/pan25_retrieval/holdout/queries.jsonl --qrels data/pan25_retrieval/holdout/qrels.txt），运行日期2026-05-24，评估器使用compute_metrics函数（支持多相关文档的统一指标计算）。该验证集包含7,949篇源文档和5,522条查询，与训练集（60,592篇文档）完全独立。值得说明的是，holdout的文档规模远小于训练集（8K vs 60K），因此检索难度较低，标准BM25基线（R@10=0.970）本身已处于较高水平。在此情况下，分段方法仍能取得一致的提升（R@10 +2.5%, MRR +7.5%），表明方法在未见数据上具有良好的泛化能力。训练集与holdout评估的文档规模差异也说明，检索性能与语料库大小高度相关——在更大规模的语料库上，分段方法的相对优势可能更加显著，因为多源信号稀释问题在更大规模语料中更为突出。</w:t>
       </w:r>
     </w:p>
     <w:p>
@@ -2313,7 +2313,7 @@
           <w:b w:val="0"/>
           <w:sz w:val="21"/>
         </w:rPr>
-        <w:t>(3) R@100趋近理论上限。分段方法的R@100在两个样本上分别达到0.991和0.991，说明源检索的召回率已接近饱和。考虑到语料库规模（60K篇文档）和查询难度，这一召回水平意味着源检索阶段已不再是整个抄袭检测流水线的瓶颈——剩余的错误案例（约1%）需要在文本对齐阶段进行精细化处理。</w:t>
+        <w:t>(3) R@100趋近理论上限。分段方法的R@100在两个样本上分别达到0.991和0.991，说明源检索的召回率已达到较高水平。考虑到语料库规模（60K篇文档）和查询难度，这一召回水平意味着源检索阶段已不再是整个抄袭检测流水线的瓶颈——剩余的错误案例（约1%）需要在文本对齐阶段进行精细化处理。</w:t>
       </w:r>
     </w:p>
     <w:p>
@@ -2804,7 +2804,7 @@
           <w:b w:val="0"/>
           <w:sz w:val="21"/>
         </w:rPr>
-        <w:t>本文针对生成式抄袭检测中的源检索任务，分析了传统文档级查询范式在多源合成场景下的信号稀释问题，并提出了一种基于查询分段溯源建模的检索方法。该方法通过三个核心步骤——段落级查询分段、独立分段检索和覆盖率加权源投票——将多源溯源问题分解为多个独立的单源检索子问题，并通过对各段结果的联合聚合重建完整的溯源图。实验结果表明，该方法在PAN26评测数据的两个独立样本上均一致且显著地优于标准BM25基线：R@10达到0.970级别，MRR达到0.909级别，相对提升幅度高达17%至21%。该方法实现轻量化（仅需numpy和Python标准库），无需GPU或预训练语言模型，易于在实际评测平台中部署和应用。</w:t>
+        <w:t>本文针对生成式抄袭检测中的源检索任务，分析了传统文档级查询范式在多源合成场景下的信号稀释问题，并提出了一种基于查询分段溯源建模的检索方法。该方法通过三个核心步骤——段落级查询分段、独立分段检索和覆盖率加权源投票——将多源溯源问题分解为多个独立的单源检索子问题，并通过对各段结果的联合聚合重建完整的溯源图。实验结果表明，该方法在PAN25-to-PAN26 开发数据的两个独立样本上均一致且显著地优于标准BM25基线：R@10达到0.970级别，MRR达到0.909级别，相对提升幅度高达17%至21%。该方法实现轻量化（仅需numpy和Python标准库），无需GPU或预训练语言模型，易于在实际评测平台中部署和应用。</w:t>
       </w:r>
     </w:p>
     <w:p>
@@ -2893,7 +2893,7 @@
           <w:b w:val="0"/>
           <w:sz w:val="18"/>
         </w:rPr>
-        <w:t>[3] Potthast M, Gollub T, Hagen M, et al. Overview of the 6th International Competition on Plagiarism Detection[C]//Working Notes of CLEF 2014. CEUR Workshop Proceedings, Vol. 1180, 2014: 975-997.</w:t>
+        <w:t>[3] Potthast M, Hagen M, Beyer A, Busse M, Tippmann M, Rosso P, Stein B. Overview of the 6th International Competition on Plagiarism Detection[C]//Working Notes of CLEF 2014. CEUR Workshop Proceedings, Vol. 1180, 2014: 845-876.</w:t>
       </w:r>
     </w:p>
     <w:p>
@@ -2932,20 +2932,7 @@
           <w:b w:val="0"/>
           <w:sz w:val="18"/>
         </w:rPr>
-        <w:t>[6] Fröbe M, Bevendorff J, Gienapp L, et al. The Information Retrieval Experiment Platform (TIRA)[J]. ACM SIGIR Forum, 2023, 57(2): 1-10.</w:t>
-      </w:r>
-    </w:p>
-    <w:p>
-      <w:pPr>
-        <w:spacing w:before="0" w:after="20" w:line="300" w:lineRule="auto"/>
-      </w:pPr>
-      <w:r>
-        <w:rPr>
-          <w:rFonts w:ascii="宋体" w:hAnsi="宋体" w:eastAsia="宋体"/>
-          <w:b w:val="0"/>
-          <w:sz w:val="18"/>
-        </w:rPr>
-        <w:t>[7] Potthast M, Hagen M, Beyer A, et al. Overview of the 6th International Competition on Plagiarism Detection[C]//CLEF 2014 Evaluation Labs and Workshop, Working Notes. CEUR-WS, 2014.</w:t>
+        <w:t>[6] Fröbe M, Bevendorff J, Gienapp L, et al. The Information Retrieval Experiment Platform (TIRA)[C]//Proceedings of the 46th International ACM SIGIR Conference (SIGIR 2023). ACM, 2023: 3180-3190.</w:t>
       </w:r>
     </w:p>
     <w:p>

--- a/docs/PAN26_paper_v1.docx
+++ b/docs/PAN26_paper_v1.docx
@@ -2265,6 +2265,421 @@
     </w:p>
     <w:p>
       <w:pPr>
+        <w:spacing w:before="0" w:after="60" w:line="300" w:lineRule="auto"/>
+      </w:pPr>
+      <w:r>
+        <w:rPr>
+          <w:rFonts w:ascii="宋体" w:hAnsi="宋体" w:eastAsia="宋体"/>
+          <w:b/>
+          <w:sz w:val="18"/>
+        </w:rPr>
+        <w:t>表5  预留验证集上的分段策略对比（holdout, 5,522条查询）</w:t>
+      </w:r>
+    </w:p>
+    <w:tbl>
+      <w:tblPr>
+        <w:tblStyle w:val="TableGrid"/>
+        <w:tblW w:type="auto" w:w="0"/>
+        <w:tblLook w:firstColumn="1" w:firstRow="1" w:lastColumn="0" w:lastRow="0" w:noHBand="0" w:noVBand="1" w:val="04A0"/>
+      </w:tblPr>
+      <w:tblGrid>
+        <w:gridCol w:w="1186"/>
+        <w:gridCol w:w="1186"/>
+        <w:gridCol w:w="1186"/>
+        <w:gridCol w:w="1186"/>
+        <w:gridCol w:w="1186"/>
+        <w:gridCol w:w="1186"/>
+        <w:gridCol w:w="1186"/>
+      </w:tblGrid>
+      <w:tr>
+        <w:tc>
+          <w:tcPr>
+            <w:tcW w:type="dxa" w:w="1186"/>
+          </w:tcPr>
+          <w:p>
+            <w:r>
+              <w:t>分段策略</w:t>
+            </w:r>
+          </w:p>
+        </w:tc>
+        <w:tc>
+          <w:tcPr>
+            <w:tcW w:type="dxa" w:w="1186"/>
+          </w:tcPr>
+          <w:p>
+            <w:r>
+              <w:t>R@10</w:t>
+            </w:r>
+          </w:p>
+        </w:tc>
+        <w:tc>
+          <w:tcPr>
+            <w:tcW w:type="dxa" w:w="1186"/>
+          </w:tcPr>
+          <w:p>
+            <w:r>
+              <w:t>R@100</w:t>
+            </w:r>
+          </w:p>
+        </w:tc>
+        <w:tc>
+          <w:tcPr>
+            <w:tcW w:type="dxa" w:w="1186"/>
+          </w:tcPr>
+          <w:p>
+            <w:r>
+              <w:t>nDCG@10</w:t>
+            </w:r>
+          </w:p>
+        </w:tc>
+        <w:tc>
+          <w:tcPr>
+            <w:tcW w:type="dxa" w:w="1186"/>
+          </w:tcPr>
+          <w:p>
+            <w:r>
+              <w:t>MRR</w:t>
+            </w:r>
+          </w:p>
+        </w:tc>
+        <w:tc>
+          <w:tcPr>
+            <w:tcW w:type="dxa" w:w="1186"/>
+          </w:tcPr>
+          <w:p>
+            <w:r>
+              <w:t>分段率</w:t>
+            </w:r>
+          </w:p>
+        </w:tc>
+        <w:tc>
+          <w:tcPr>
+            <w:tcW w:type="dxa" w:w="1186"/>
+          </w:tcPr>
+          <w:p>
+            <w:r>
+              <w:t>耗时(s)</w:t>
+            </w:r>
+          </w:p>
+        </w:tc>
+      </w:tr>
+      <w:tr>
+        <w:tc>
+          <w:tcPr>
+            <w:tcW w:type="dxa" w:w="1186"/>
+          </w:tcPr>
+          <w:p>
+            <w:r>
+              <w:t>无分段（标准BM25）</w:t>
+            </w:r>
+          </w:p>
+        </w:tc>
+        <w:tc>
+          <w:tcPr>
+            <w:tcW w:type="dxa" w:w="1186"/>
+          </w:tcPr>
+          <w:p>
+            <w:r>
+              <w:t>0.9803</w:t>
+            </w:r>
+          </w:p>
+        </w:tc>
+        <w:tc>
+          <w:tcPr>
+            <w:tcW w:type="dxa" w:w="1186"/>
+          </w:tcPr>
+          <w:p>
+            <w:r>
+              <w:t>0.9951</w:t>
+            </w:r>
+          </w:p>
+        </w:tc>
+        <w:tc>
+          <w:tcPr>
+            <w:tcW w:type="dxa" w:w="1186"/>
+          </w:tcPr>
+          <w:p>
+            <w:r>
+              <w:t>0.9315</w:t>
+            </w:r>
+          </w:p>
+        </w:tc>
+        <w:tc>
+          <w:tcPr>
+            <w:tcW w:type="dxa" w:w="1186"/>
+          </w:tcPr>
+          <w:p>
+            <w:r>
+              <w:t>0.9155</w:t>
+            </w:r>
+          </w:p>
+        </w:tc>
+        <w:tc>
+          <w:tcPr>
+            <w:tcW w:type="dxa" w:w="1186"/>
+          </w:tcPr>
+          <w:p>
+            <w:r>
+              <w:t>-</w:t>
+            </w:r>
+          </w:p>
+        </w:tc>
+        <w:tc>
+          <w:tcPr>
+            <w:tcW w:type="dxa" w:w="1186"/>
+          </w:tcPr>
+          <w:p>
+            <w:r>
+              <w:t>33</w:t>
+            </w:r>
+          </w:p>
+        </w:tc>
+      </w:tr>
+      <w:tr>
+        <w:tc>
+          <w:tcPr>
+            <w:tcW w:type="dxa" w:w="1186"/>
+          </w:tcPr>
+          <w:p>
+            <w:r>
+              <w:t>段落分段（本文方法）</w:t>
+            </w:r>
+          </w:p>
+        </w:tc>
+        <w:tc>
+          <w:tcPr>
+            <w:tcW w:type="dxa" w:w="1186"/>
+          </w:tcPr>
+          <w:p>
+            <w:r>
+              <w:t>0.9944</w:t>
+            </w:r>
+          </w:p>
+        </w:tc>
+        <w:tc>
+          <w:tcPr>
+            <w:tcW w:type="dxa" w:w="1186"/>
+          </w:tcPr>
+          <w:p>
+            <w:r>
+              <w:t>0.9986</w:t>
+            </w:r>
+          </w:p>
+        </w:tc>
+        <w:tc>
+          <w:tcPr>
+            <w:tcW w:type="dxa" w:w="1186"/>
+          </w:tcPr>
+          <w:p>
+            <w:r>
+              <w:t>0.9764</w:t>
+            </w:r>
+          </w:p>
+        </w:tc>
+        <w:tc>
+          <w:tcPr>
+            <w:tcW w:type="dxa" w:w="1186"/>
+          </w:tcPr>
+          <w:p>
+            <w:r>
+              <w:t>0.9704</w:t>
+            </w:r>
+          </w:p>
+        </w:tc>
+        <w:tc>
+          <w:tcPr>
+            <w:tcW w:type="dxa" w:w="1186"/>
+          </w:tcPr>
+          <w:p>
+            <w:r>
+              <w:t>99.9%</w:t>
+            </w:r>
+          </w:p>
+        </w:tc>
+        <w:tc>
+          <w:tcPr>
+            <w:tcW w:type="dxa" w:w="1186"/>
+          </w:tcPr>
+          <w:p>
+            <w:r>
+              <w:t>358</w:t>
+            </w:r>
+          </w:p>
+        </w:tc>
+      </w:tr>
+      <w:tr>
+        <w:tc>
+          <w:tcPr>
+            <w:tcW w:type="dxa" w:w="1186"/>
+          </w:tcPr>
+          <w:p>
+            <w:r>
+              <w:t>固定窗口分段</w:t>
+            </w:r>
+          </w:p>
+        </w:tc>
+        <w:tc>
+          <w:tcPr>
+            <w:tcW w:type="dxa" w:w="1186"/>
+          </w:tcPr>
+          <w:p>
+            <w:r>
+              <w:t>0.9931</w:t>
+            </w:r>
+          </w:p>
+        </w:tc>
+        <w:tc>
+          <w:tcPr>
+            <w:tcW w:type="dxa" w:w="1186"/>
+          </w:tcPr>
+          <w:p>
+            <w:r>
+              <w:t>0.9986</w:t>
+            </w:r>
+          </w:p>
+        </w:tc>
+        <w:tc>
+          <w:tcPr>
+            <w:tcW w:type="dxa" w:w="1186"/>
+          </w:tcPr>
+          <w:p>
+            <w:r>
+              <w:t>0.9748</w:t>
+            </w:r>
+          </w:p>
+        </w:tc>
+        <w:tc>
+          <w:tcPr>
+            <w:tcW w:type="dxa" w:w="1186"/>
+          </w:tcPr>
+          <w:p>
+            <w:r>
+              <w:t>0.9687</w:t>
+            </w:r>
+          </w:p>
+        </w:tc>
+        <w:tc>
+          <w:tcPr>
+            <w:tcW w:type="dxa" w:w="1186"/>
+          </w:tcPr>
+          <w:p>
+            <w:r>
+              <w:t>99.9%</w:t>
+            </w:r>
+          </w:p>
+        </w:tc>
+        <w:tc>
+          <w:tcPr>
+            <w:tcW w:type="dxa" w:w="1186"/>
+          </w:tcPr>
+          <w:p>
+            <w:r>
+              <w:t>300</w:t>
+            </w:r>
+          </w:p>
+        </w:tc>
+      </w:tr>
+      <w:tr>
+        <w:tc>
+          <w:tcPr>
+            <w:tcW w:type="dxa" w:w="1186"/>
+          </w:tcPr>
+          <w:p>
+            <w:r>
+              <w:t>语义分段（章节标题）</w:t>
+            </w:r>
+          </w:p>
+        </w:tc>
+        <w:tc>
+          <w:tcPr>
+            <w:tcW w:type="dxa" w:w="1186"/>
+          </w:tcPr>
+          <w:p>
+            <w:r>
+              <w:t>0.9746</w:t>
+            </w:r>
+          </w:p>
+        </w:tc>
+        <w:tc>
+          <w:tcPr>
+            <w:tcW w:type="dxa" w:w="1186"/>
+          </w:tcPr>
+          <w:p>
+            <w:r>
+              <w:t>0.9949</w:t>
+            </w:r>
+          </w:p>
+        </w:tc>
+        <w:tc>
+          <w:tcPr>
+            <w:tcW w:type="dxa" w:w="1186"/>
+          </w:tcPr>
+          <w:p>
+            <w:r>
+              <w:t>0.9315</w:t>
+            </w:r>
+          </w:p>
+        </w:tc>
+        <w:tc>
+          <w:tcPr>
+            <w:tcW w:type="dxa" w:w="1186"/>
+          </w:tcPr>
+          <w:p>
+            <w:r>
+              <w:t>0.9173</w:t>
+            </w:r>
+          </w:p>
+        </w:tc>
+        <w:tc>
+          <w:tcPr>
+            <w:tcW w:type="dxa" w:w="1186"/>
+          </w:tcPr>
+          <w:p>
+            <w:r>
+              <w:t>51.6%</w:t>
+            </w:r>
+          </w:p>
+        </w:tc>
+        <w:tc>
+          <w:tcPr>
+            <w:tcW w:type="dxa" w:w="1186"/>
+          </w:tcPr>
+          <w:p>
+            <w:r>
+              <w:t>49</w:t>
+            </w:r>
+          </w:p>
+        </w:tc>
+      </w:tr>
+    </w:tbl>
+    <w:p>
+      <w:pPr>
+        <w:spacing w:before="0" w:after="60" w:line="300" w:lineRule="auto"/>
+      </w:pPr>
+      <w:r>
+        <w:rPr>
+          <w:rFonts w:ascii="宋体" w:hAnsi="宋体" w:eastAsia="宋体"/>
+          <w:b w:val="0"/>
+          <w:sz w:val="8"/>
+        </w:rPr>
+      </w:r>
+    </w:p>
+    <w:p>
+      <w:pPr>
+        <w:spacing w:before="0" w:after="60" w:line="300" w:lineRule="auto"/>
+        <w:ind w:firstLine="420"/>
+      </w:pPr>
+      <w:r>
+        <w:rPr>
+          <w:rFonts w:ascii="宋体" w:hAnsi="宋体" w:eastAsia="宋体"/>
+          <w:b w:val="0"/>
+          <w:sz w:val="18"/>
+        </w:rPr>
+        <w:t>表5对比了四种分段策略在holdout验证集上的性能。段落分段策略在所有四项指标上均取得最优结果，固定窗口分段（fixed chunk）的性能接近但略低于段落分段，说明段落边界作为自然语义分隔符优于固定长度窗口。值得注意的是，基于章节标题的语义分段（semantic split）在R@10上反而低于标准BM25（0.9746 vs 0.9803），仅有51.6%的查询被分段——说明该数据集中大多数可疑文档并不包含明确的章节标题（如Introduction、Method等），语义分段策略在此场景下不适用。所有分段策略的run文件保存于data/run_holdout_{strategy}.txt，使用统一的评估脚本和指标计算。</w:t>
+      </w:r>
+    </w:p>
+    <w:p>
+      <w:pPr>
         <w:pStyle w:val="Heading2"/>
       </w:pPr>
       <w:r>
@@ -2393,7 +2808,7 @@
           <w:b/>
           <w:sz w:val="18"/>
         </w:rPr>
-        <w:t>表5  消融实验结果（200条查询样本）</w:t>
+        <w:t>表6  消融实验结果（200条查询样本）</w:t>
       </w:r>
     </w:p>
     <w:tbl>

--- a/docs/PAN26_paper_v1.docx
+++ b/docs/PAN26_paper_v1.docx
@@ -1993,7 +1993,7 @@
           </w:tcPr>
           <w:p>
             <w:r>
-              <w:t>0.9698</w:t>
+              <w:t>0.9804</w:t>
             </w:r>
           </w:p>
         </w:tc>
@@ -2003,7 +2003,7 @@
           </w:tcPr>
           <w:p>
             <w:r>
-              <w:t>0.9944</w:t>
+              <w:t>0.9947</w:t>
             </w:r>
           </w:p>
         </w:tc>
@@ -2013,7 +2013,7 @@
           </w:tcPr>
           <w:p>
             <w:r>
-              <w:t>+0.0246</w:t>
+              <w:t>+0.0143</w:t>
             </w:r>
           </w:p>
         </w:tc>
@@ -2023,7 +2023,7 @@
           </w:tcPr>
           <w:p>
             <w:r>
-              <w:t>+2.5%</w:t>
+              <w:t>+1.5%</w:t>
             </w:r>
           </w:p>
         </w:tc>
@@ -2045,7 +2045,7 @@
           </w:tcPr>
           <w:p>
             <w:r>
-              <w:t>0.9866</w:t>
+              <w:t>0.9874</w:t>
             </w:r>
           </w:p>
         </w:tc>
@@ -2055,7 +2055,7 @@
           </w:tcPr>
           <w:p>
             <w:r>
-              <w:t>0.9986</w:t>
+              <w:t>0.9969</w:t>
             </w:r>
           </w:p>
         </w:tc>
@@ -2065,7 +2065,7 @@
           </w:tcPr>
           <w:p>
             <w:r>
-              <w:t>+0.0120</w:t>
+              <w:t>+0.0095</w:t>
             </w:r>
           </w:p>
         </w:tc>
@@ -2075,7 +2075,7 @@
           </w:tcPr>
           <w:p>
             <w:r>
-              <w:t>+1.2%</w:t>
+              <w:t>+1.0%</w:t>
             </w:r>
           </w:p>
         </w:tc>
@@ -2097,7 +2097,7 @@
           </w:tcPr>
           <w:p>
             <w:r>
-              <w:t>0.9193</w:t>
+              <w:t>0.9323</w:t>
             </w:r>
           </w:p>
         </w:tc>
@@ -2107,7 +2107,7 @@
           </w:tcPr>
           <w:p>
             <w:r>
-              <w:t>0.9764</w:t>
+              <w:t>0.9770*</w:t>
             </w:r>
           </w:p>
         </w:tc>
@@ -2117,7 +2117,7 @@
           </w:tcPr>
           <w:p>
             <w:r>
-              <w:t>+0.0571</w:t>
+              <w:t>--</w:t>
             </w:r>
           </w:p>
         </w:tc>
@@ -2127,7 +2127,7 @@
           </w:tcPr>
           <w:p>
             <w:r>
-              <w:t>+6.2%</w:t>
+              <w:t>--</w:t>
             </w:r>
           </w:p>
         </w:tc>
@@ -2149,7 +2149,7 @@
           </w:tcPr>
           <w:p>
             <w:r>
-              <w:t>0.9026</w:t>
+              <w:t>0.9174</w:t>
             </w:r>
           </w:p>
         </w:tc>
@@ -2159,7 +2159,7 @@
           </w:tcPr>
           <w:p>
             <w:r>
-              <w:t>0.9704</w:t>
+              <w:t>0.9724</w:t>
             </w:r>
           </w:p>
         </w:tc>
@@ -2169,7 +2169,7 @@
           </w:tcPr>
           <w:p>
             <w:r>
-              <w:t>+0.0679</w:t>
+              <w:t>+0.0550</w:t>
             </w:r>
           </w:p>
         </w:tc>
@@ -2179,7 +2179,7 @@
           </w:tcPr>
           <w:p>
             <w:r>
-              <w:t>+7.5%</w:t>
+              <w:t>+6.0%</w:t>
             </w:r>
           </w:p>
         </w:tc>
@@ -2380,7 +2380,7 @@
           </w:tcPr>
           <w:p>
             <w:r>
-              <w:t>0.9803</w:t>
+              <w:t>0.9804</w:t>
             </w:r>
           </w:p>
         </w:tc>
@@ -2390,7 +2390,7 @@
           </w:tcPr>
           <w:p>
             <w:r>
-              <w:t>0.9951</w:t>
+              <w:t>0.9874</w:t>
             </w:r>
           </w:p>
         </w:tc>
@@ -2400,7 +2400,7 @@
           </w:tcPr>
           <w:p>
             <w:r>
-              <w:t>0.9315</w:t>
+              <w:t>0.9323</w:t>
             </w:r>
           </w:p>
         </w:tc>
@@ -2410,7 +2410,7 @@
           </w:tcPr>
           <w:p>
             <w:r>
-              <w:t>0.9155</w:t>
+              <w:t>0.9174</w:t>
             </w:r>
           </w:p>
         </w:tc>
@@ -2452,7 +2452,7 @@
           </w:tcPr>
           <w:p>
             <w:r>
-              <w:t>0.9944</w:t>
+              <w:t>0.9947</w:t>
             </w:r>
           </w:p>
         </w:tc>
@@ -2462,7 +2462,7 @@
           </w:tcPr>
           <w:p>
             <w:r>
-              <w:t>0.9986</w:t>
+              <w:t>0.9969</w:t>
             </w:r>
           </w:p>
         </w:tc>
@@ -2472,7 +2472,7 @@
           </w:tcPr>
           <w:p>
             <w:r>
-              <w:t>0.9764</w:t>
+              <w:t>0.9770*</w:t>
             </w:r>
           </w:p>
         </w:tc>
@@ -2482,7 +2482,7 @@
           </w:tcPr>
           <w:p>
             <w:r>
-              <w:t>0.9704</w:t>
+              <w:t>0.9724</w:t>
             </w:r>
           </w:p>
         </w:tc>
@@ -2524,7 +2524,7 @@
           </w:tcPr>
           <w:p>
             <w:r>
-              <w:t>0.9931</w:t>
+              <w:t>0.9933</w:t>
             </w:r>
           </w:p>
         </w:tc>
@@ -2534,7 +2534,7 @@
           </w:tcPr>
           <w:p>
             <w:r>
-              <w:t>0.9986</w:t>
+              <w:t>0.9955</w:t>
             </w:r>
           </w:p>
         </w:tc>
@@ -2544,7 +2544,7 @@
           </w:tcPr>
           <w:p>
             <w:r>
-              <w:t>0.9748</w:t>
+              <w:t>0.9740*</w:t>
             </w:r>
           </w:p>
         </w:tc>
@@ -2554,7 +2554,7 @@
           </w:tcPr>
           <w:p>
             <w:r>
-              <w:t>0.9687</w:t>
+              <w:t>0.9705</w:t>
             </w:r>
           </w:p>
         </w:tc>
@@ -2606,7 +2606,7 @@
           </w:tcPr>
           <w:p>
             <w:r>
-              <w:t>0.9949</w:t>
+              <w:t>0.9828</w:t>
             </w:r>
           </w:p>
         </w:tc>
@@ -2616,7 +2616,7 @@
           </w:tcPr>
           <w:p>
             <w:r>
-              <w:t>0.9315</w:t>
+              <w:t>0.9310*</w:t>
             </w:r>
           </w:p>
         </w:tc>
@@ -2626,7 +2626,7 @@
           </w:tcPr>
           <w:p>
             <w:r>
-              <w:t>0.9173</w:t>
+              <w:t>0.9195</w:t>
             </w:r>
           </w:p>
         </w:tc>

--- a/docs/PAN26_paper_v1.docx
+++ b/docs/PAN26_paper_v1.docx
@@ -1179,7 +1179,7 @@
           <w:b w:val="0"/>
           <w:sz w:val="18"/>
         </w:rPr>
-        <w:t>*注：分段BM25在全量42K查询上的实验受限于计算资源（MacBook Pro单机），目前仅完成了800条和1,200条随机采样查询的完整验证。标*数据为800条查询上的结果，在全量数据上的精确指标待Linux服务器上完成全量运行后更新。Query Decomp为早期实验中对982个Cat1盲区（标准BM25 Top-100未命中）进行分段检索的结果，检索后R@10从全量基线的0.920提升至0.932。</w:t>
+        <w:t>*注：分段BM25在全量42K查询上的实验受限于计算资源（MacBook Pro单机），目前仅完成了800条和1,200条随机采样查询的完整验证。Query Decomp为早期实验中对982个Cat1盲区（标准BM25 Top-100未命中）进行分段检索的结果，检索后R@10从全量基线的0.920提升至0.932。</w:t>
       </w:r>
     </w:p>
     <w:p>
@@ -2728,7 +2728,7 @@
           <w:b w:val="0"/>
           <w:sz w:val="21"/>
         </w:rPr>
-        <w:t>(3) R@100趋近理论上限。分段方法的R@100在两个样本上分别达到0.991和0.991，说明源检索的召回率已达到较高水平。考虑到语料库规模（60K篇文档）和查询难度，这一召回水平意味着源检索阶段已不再是整个抄袭检测流水线的瓶颈——剩余的错误案例（约1%）需要在文本对齐阶段进行精细化处理。</w:t>
+        <w:t>(3) R@100达到较高水平。分段方法的R@100在两个样本上分别达到0.991和0.991，说明源检索的召回率已达到较高水平。考虑到语料库规模（60K篇文档）和查询难度，这一召回水平意味着源检索阶段已不再是整个抄袭检测流水线的瓶颈——剩余的错误案例（约1%）需要在文本对齐阶段进行精细化处理。</w:t>
       </w:r>
     </w:p>
     <w:p>

--- a/docs/PAN26_paper_v1.docx
+++ b/docs/PAN26_paper_v1.docx
@@ -96,7 +96,7 @@
           <w:b w:val="0"/>
           <w:sz w:val="21"/>
         </w:rPr>
-        <w:t>生成式抄袭检测的核心挑战在于：大语言模型生成的可疑文本通常融合了多个不同来源的内容片段，将整篇可疑文档作为单一查询的传统检索范式会导致多源溯源信号被稀释。针对这一问题，本文提出了一种基于查询分段溯源建模（Query-Chunk Provenance Modeling）的源检索方法。该方法首先将可疑文档按段落结构拆分为若干语义连贯的查询段（query chunk），每个查询段独立执行BM25检索，获得各自的候选源文档排序列表；然后通过覆盖率加权投票（coverage-weighted voting）机制聚合各段结果，构建显式的溯源图（provenance graph）。本文进一步提出了一套针对分段检索的性能优化策略，包括最大文档频率阈值过滤（max_df）、查询词数量限制以及基于堆排序的高效Top-K提取，将分段检索速度提升约20倍。在开发数据的800条和1,200条查询样本上，该方法在所有评价指标上均显著优于标准BM25基线：R@10分别达到0.970和0.969（基线为0.920和0.883），MRR分别达到0.909和0.909（基线为0.777和0.753），相对提升幅度为17%至21%。该方法仅依赖numpy和Python标准库，无需GPU或预训练语言模型，已成功部署为TIRA评测平台的Docker提交。</w:t>
+        <w:t>PAN@CLEF 2026 生成式抄袭检测评测任务旨在从大规模源文档语料库中，为给定的可疑文档检索其原始来源文档。该任务的核心挑战在于：大语言模型生成的可疑文本通常融合了多个不同来源的内容，将整篇文档作为单一查询的传统检索范式会导致多源溯源信号被稀释。针对该问题，本文提出了一种基于查询分段溯源建模（Query-Chunk Provenance Modeling）的源检索方法——通过段落级查询分段、独立分段BM25检索和覆盖率加权源投票三个步骤，显式构建可疑文档的溯源图（provenance graph）。在PAN25-to-PAN26转换开发数据以及holdout预留验证集上的实验表明，该方法在所有评估指标上均一致优于标准BM25基线：R@10从0.920提升至0.970（800q采样）和0.995（holdout全量），MRR从0.777提升至0.909（800q）和0.972（holdout），相对提升幅度为6%至21%。该方法仅依赖numpy和Python标准库，无需GPU或预训练模型，已成功部署为TIRA Docker提交。</w:t>
       </w:r>
     </w:p>
     <w:p>
@@ -117,6 +117,19 @@
           <w:sz w:val="21"/>
         </w:rPr>
         <w:t>生成式抄袭检测；源检索；查询分段；溯源建模；BM25；覆盖率投票；段落切分</w:t>
+      </w:r>
+    </w:p>
+    <w:p>
+      <w:pPr>
+        <w:spacing w:before="0" w:after="60" w:line="300" w:lineRule="auto"/>
+      </w:pPr>
+      <w:r>
+        <w:rPr>
+          <w:rFonts w:ascii="宋体" w:hAnsi="宋体" w:eastAsia="宋体"/>
+          <w:b w:val="0"/>
+          <w:sz w:val="18"/>
+        </w:rPr>
+        <w:t>数据来源说明：本文的实验数据来源于PAN 2025评测数据的PAN26格式转换版本。PAN 2026官方仅提供spot-check（4条查询，用于格式自检）和test（无公开qrels，用于正式提交）数据集。所有训练、采样验证和holdout验证均在PAN25转换数据上完成。</w:t>
       </w:r>
     </w:p>
     <w:p>
@@ -455,7 +468,7 @@
           <w:b w:val="0"/>
           <w:sz w:val="18"/>
         </w:rPr>
-        <w:t>图1展示了本文方法的整体架构。如图所示，系统包含三个核心处理阶段，分别对应3.3.1-3.3.3节详述的算法组件。第一阶段（Paragraph Segmentation）：将输入的可疑文档按段落边界拆分为n个语义连贯的查询段(C₁, C₂, ..., C_n)；第二阶段（Independent Segment Retrieval）：每个查询段Cᵢ独立执行带性能优化的BM25检索，生成各自的候选源文档排序列表；第三阶段（Coverage-Weighted Source Voting）：对各段的Top-50候选列表进行覆盖率加权投票聚合，输出最终的源文档排序。图中以虚线框标注了本文的两个核心创新模块：段落分段模块解决了"多源信号稀释"问题，覆盖率加权投票模块实现了显式的溯源图构建。两个模块的设计细节参见3.3.1节和3.3.3节。</w:t>
+        <w:t>图1展示了本文方法的总体流程。系统包含三个核心阶段：第一阶段【Paragraph Segmentation，虚线框标注】将输入的可疑文档按段落边界拆分为n个语义连贯的查询段(C₁, C₂, ..., C_n)；第二阶段（Independent Segment Retrieval）每个查询段Cᵢ独立执行BM25检索，产生各自的候选源文档排序列表；第三阶段【Coverage-Weighted Source Voting，虚线框标注】对各段的Top-50候选列表进行覆盖率加权投票聚合，输出最终的源文档排序。图中以虚线框重点标注的两个模块——段落分段和覆盖率加权投票——是本文的核心创新。</w:t>
       </w:r>
     </w:p>
     <w:p>
@@ -828,7 +841,7 @@
           <w:b/>
           <w:sz w:val="18"/>
         </w:rPr>
-        <w:t>表1  开发集训练部分上的各方法性能对比（42,444条查询）</w:t>
+        <w:t>表1  开发数据方法总览</w:t>
       </w:r>
     </w:p>
     <w:tbl>
@@ -838,17 +851,18 @@
         <w:tblLook w:firstColumn="1" w:firstRow="1" w:lastColumn="0" w:lastRow="0" w:noHBand="0" w:noVBand="1" w:val="04A0"/>
       </w:tblPr>
       <w:tblGrid>
-        <w:gridCol w:w="1383"/>
-        <w:gridCol w:w="1383"/>
-        <w:gridCol w:w="1383"/>
-        <w:gridCol w:w="1383"/>
-        <w:gridCol w:w="1383"/>
-        <w:gridCol w:w="1383"/>
+        <w:gridCol w:w="1186"/>
+        <w:gridCol w:w="1186"/>
+        <w:gridCol w:w="1186"/>
+        <w:gridCol w:w="1186"/>
+        <w:gridCol w:w="1186"/>
+        <w:gridCol w:w="1186"/>
+        <w:gridCol w:w="1186"/>
       </w:tblGrid>
       <w:tr>
         <w:tc>
           <w:tcPr>
-            <w:tcW w:type="dxa" w:w="1383"/>
+            <w:tcW w:type="dxa" w:w="1186"/>
           </w:tcPr>
           <w:p>
             <w:r>
@@ -858,7 +872,7 @@
         </w:tc>
         <w:tc>
           <w:tcPr>
-            <w:tcW w:type="dxa" w:w="1383"/>
+            <w:tcW w:type="dxa" w:w="1186"/>
           </w:tcPr>
           <w:p>
             <w:r>
@@ -868,7 +882,7 @@
         </w:tc>
         <w:tc>
           <w:tcPr>
-            <w:tcW w:type="dxa" w:w="1383"/>
+            <w:tcW w:type="dxa" w:w="1186"/>
           </w:tcPr>
           <w:p>
             <w:r>
@@ -878,7 +892,7 @@
         </w:tc>
         <w:tc>
           <w:tcPr>
-            <w:tcW w:type="dxa" w:w="1383"/>
+            <w:tcW w:type="dxa" w:w="1186"/>
           </w:tcPr>
           <w:p>
             <w:r>
@@ -888,7 +902,7 @@
         </w:tc>
         <w:tc>
           <w:tcPr>
-            <w:tcW w:type="dxa" w:w="1383"/>
+            <w:tcW w:type="dxa" w:w="1186"/>
           </w:tcPr>
           <w:p>
             <w:r>
@@ -898,7 +912,7 @@
         </w:tc>
         <w:tc>
           <w:tcPr>
-            <w:tcW w:type="dxa" w:w="1383"/>
+            <w:tcW w:type="dxa" w:w="1186"/>
           </w:tcPr>
           <w:p>
             <w:r>
@@ -906,11 +920,21 @@
             </w:r>
           </w:p>
         </w:tc>
+        <w:tc>
+          <w:tcPr>
+            <w:tcW w:type="dxa" w:w="1186"/>
+          </w:tcPr>
+          <w:p>
+            <w:r>
+              <w:t>评估规模/来源</w:t>
+            </w:r>
+          </w:p>
+        </w:tc>
       </w:tr>
       <w:tr>
         <w:tc>
           <w:tcPr>
-            <w:tcW w:type="dxa" w:w="1383"/>
+            <w:tcW w:type="dxa" w:w="1186"/>
           </w:tcPr>
           <w:p>
             <w:r>
@@ -920,7 +944,7 @@
         </w:tc>
         <w:tc>
           <w:tcPr>
-            <w:tcW w:type="dxa" w:w="1383"/>
+            <w:tcW w:type="dxa" w:w="1186"/>
           </w:tcPr>
           <w:p>
             <w:r>
@@ -930,7 +954,7 @@
         </w:tc>
         <w:tc>
           <w:tcPr>
-            <w:tcW w:type="dxa" w:w="1383"/>
+            <w:tcW w:type="dxa" w:w="1186"/>
           </w:tcPr>
           <w:p>
             <w:r>
@@ -940,7 +964,7 @@
         </w:tc>
         <w:tc>
           <w:tcPr>
-            <w:tcW w:type="dxa" w:w="1383"/>
+            <w:tcW w:type="dxa" w:w="1186"/>
           </w:tcPr>
           <w:p>
             <w:r>
@@ -950,7 +974,7 @@
         </w:tc>
         <w:tc>
           <w:tcPr>
-            <w:tcW w:type="dxa" w:w="1383"/>
+            <w:tcW w:type="dxa" w:w="1186"/>
           </w:tcPr>
           <w:p>
             <w:r>
@@ -960,7 +984,7 @@
         </w:tc>
         <w:tc>
           <w:tcPr>
-            <w:tcW w:type="dxa" w:w="1383"/>
+            <w:tcW w:type="dxa" w:w="1186"/>
           </w:tcPr>
           <w:p>
             <w:r>
@@ -968,11 +992,17 @@
             </w:r>
           </w:p>
         </w:tc>
+        <w:tc>
+          <w:tcPr>
+            <w:tcW w:type="dxa" w:w="1186"/>
+          </w:tcPr>
+          <w:p/>
+        </w:tc>
       </w:tr>
       <w:tr>
         <w:tc>
           <w:tcPr>
-            <w:tcW w:type="dxa" w:w="1383"/>
+            <w:tcW w:type="dxa" w:w="1186"/>
           </w:tcPr>
           <w:p>
             <w:r>
@@ -982,7 +1012,7 @@
         </w:tc>
         <w:tc>
           <w:tcPr>
-            <w:tcW w:type="dxa" w:w="1383"/>
+            <w:tcW w:type="dxa" w:w="1186"/>
           </w:tcPr>
           <w:p>
             <w:r>
@@ -992,7 +1022,7 @@
         </w:tc>
         <w:tc>
           <w:tcPr>
-            <w:tcW w:type="dxa" w:w="1383"/>
+            <w:tcW w:type="dxa" w:w="1186"/>
           </w:tcPr>
           <w:p>
             <w:r>
@@ -1002,7 +1032,7 @@
         </w:tc>
         <w:tc>
           <w:tcPr>
-            <w:tcW w:type="dxa" w:w="1383"/>
+            <w:tcW w:type="dxa" w:w="1186"/>
           </w:tcPr>
           <w:p>
             <w:r>
@@ -1012,7 +1042,7 @@
         </w:tc>
         <w:tc>
           <w:tcPr>
-            <w:tcW w:type="dxa" w:w="1383"/>
+            <w:tcW w:type="dxa" w:w="1186"/>
           </w:tcPr>
           <w:p>
             <w:r>
@@ -1022,7 +1052,7 @@
         </w:tc>
         <w:tc>
           <w:tcPr>
-            <w:tcW w:type="dxa" w:w="1383"/>
+            <w:tcW w:type="dxa" w:w="1186"/>
           </w:tcPr>
           <w:p>
             <w:r>
@@ -1030,11 +1060,17 @@
             </w:r>
           </w:p>
         </w:tc>
+        <w:tc>
+          <w:tcPr>
+            <w:tcW w:type="dxa" w:w="1186"/>
+          </w:tcPr>
+          <w:p/>
+        </w:tc>
       </w:tr>
       <w:tr>
         <w:tc>
           <w:tcPr>
-            <w:tcW w:type="dxa" w:w="1383"/>
+            <w:tcW w:type="dxa" w:w="1186"/>
           </w:tcPr>
           <w:p>
             <w:r>
@@ -1044,7 +1080,7 @@
         </w:tc>
         <w:tc>
           <w:tcPr>
-            <w:tcW w:type="dxa" w:w="1383"/>
+            <w:tcW w:type="dxa" w:w="1186"/>
           </w:tcPr>
           <w:p>
             <w:r>
@@ -1054,7 +1090,7 @@
         </w:tc>
         <w:tc>
           <w:tcPr>
-            <w:tcW w:type="dxa" w:w="1383"/>
+            <w:tcW w:type="dxa" w:w="1186"/>
           </w:tcPr>
           <w:p>
             <w:r>
@@ -1064,7 +1100,7 @@
         </w:tc>
         <w:tc>
           <w:tcPr>
-            <w:tcW w:type="dxa" w:w="1383"/>
+            <w:tcW w:type="dxa" w:w="1186"/>
           </w:tcPr>
           <w:p>
             <w:r>
@@ -1074,7 +1110,7 @@
         </w:tc>
         <w:tc>
           <w:tcPr>
-            <w:tcW w:type="dxa" w:w="1383"/>
+            <w:tcW w:type="dxa" w:w="1186"/>
           </w:tcPr>
           <w:p>
             <w:r>
@@ -1084,7 +1120,7 @@
         </w:tc>
         <w:tc>
           <w:tcPr>
-            <w:tcW w:type="dxa" w:w="1383"/>
+            <w:tcW w:type="dxa" w:w="1186"/>
           </w:tcPr>
           <w:p>
             <w:r>
@@ -1092,11 +1128,17 @@
             </w:r>
           </w:p>
         </w:tc>
+        <w:tc>
+          <w:tcPr>
+            <w:tcW w:type="dxa" w:w="1186"/>
+          </w:tcPr>
+          <w:p/>
+        </w:tc>
       </w:tr>
       <w:tr>
         <w:tc>
           <w:tcPr>
-            <w:tcW w:type="dxa" w:w="1383"/>
+            <w:tcW w:type="dxa" w:w="1186"/>
           </w:tcPr>
           <w:p>
             <w:r>
@@ -1106,7 +1148,7 @@
         </w:tc>
         <w:tc>
           <w:tcPr>
-            <w:tcW w:type="dxa" w:w="1383"/>
+            <w:tcW w:type="dxa" w:w="1186"/>
           </w:tcPr>
           <w:p>
             <w:r>
@@ -1116,7 +1158,7 @@
         </w:tc>
         <w:tc>
           <w:tcPr>
-            <w:tcW w:type="dxa" w:w="1383"/>
+            <w:tcW w:type="dxa" w:w="1186"/>
           </w:tcPr>
           <w:p>
             <w:r>
@@ -1126,7 +1168,7 @@
         </w:tc>
         <w:tc>
           <w:tcPr>
-            <w:tcW w:type="dxa" w:w="1383"/>
+            <w:tcW w:type="dxa" w:w="1186"/>
           </w:tcPr>
           <w:p>
             <w:r>
@@ -1136,7 +1178,7 @@
         </w:tc>
         <w:tc>
           <w:tcPr>
-            <w:tcW w:type="dxa" w:w="1383"/>
+            <w:tcW w:type="dxa" w:w="1186"/>
           </w:tcPr>
           <w:p>
             <w:r>
@@ -1146,13 +1188,19 @@
         </w:tc>
         <w:tc>
           <w:tcPr>
-            <w:tcW w:type="dxa" w:w="1383"/>
+            <w:tcW w:type="dxa" w:w="1186"/>
           </w:tcPr>
           <w:p>
             <w:r>
               <w:t>无（仅numpy）</w:t>
             </w:r>
           </w:p>
+        </w:tc>
+        <w:tc>
+          <w:tcPr>
+            <w:tcW w:type="dxa" w:w="1186"/>
+          </w:tcPr>
+          <w:p/>
         </w:tc>
       </w:tr>
     </w:tbl>

--- a/docs/PAN26_paper_v1.docx
+++ b/docs/PAN26_paper_v1.docx
@@ -96,7 +96,7 @@
           <w:b w:val="0"/>
           <w:sz w:val="21"/>
         </w:rPr>
-        <w:t>PAN@CLEF 2026 生成式抄袭检测评测任务旨在从大规模源文档语料库中，为给定的可疑文档检索其原始来源文档。该任务的核心挑战在于：大语言模型生成的可疑文本通常融合了多个不同来源的内容，将整篇文档作为单一查询的传统检索范式会导致多源溯源信号被稀释。针对该问题，本文提出了一种基于查询分段溯源建模（Query-Chunk Provenance Modeling）的源检索方法——通过段落级查询分段、独立分段BM25检索和覆盖率加权源投票三个步骤，显式构建可疑文档的溯源图（provenance graph）。在PAN25-to-PAN26转换开发数据以及holdout预留验证集上的实验表明，该方法在所有评估指标上均一致优于标准BM25基线：R@10从0.920提升至0.970（800q采样）和0.995（holdout全量），MRR从0.777提升至0.909（800q）和0.972（holdout），相对提升幅度为6%至21%。该方法仅依赖numpy和Python标准库，无需GPU或预训练模型，已成功部署为TIRA Docker提交。</w:t>
+        <w:t>PAN@CLEF 2026生成式抄袭检测评测任务旨在从大规模源文档语料库中，为可疑文档检索其原始来源文档。该任务的核心挑战在于LLM生成的可疑文本通常融合了多个不同来源的内容，将整篇文档作为单一查询的传统检索范式会导致多源溯源信号被稀释。针对该问题，本文提出了一种基于查询分段溯源建模（Query-Chunk Provenance Modeling）的源检索方法，通过段落级查询分段、独立分段BM25检索和覆盖率加权源投票三个步骤显式构建溯源图（provenance graph）。在PAN25-to-PAN26转换开发数据的全量训练集、采样子集和holdout预留验证集上的实验表明，该方法在所有评估指标上均一致优于标准BM25基线：R@10达到0.970-0.995（基线0.883-0.980），MRR达到0.909-0.972（基线0.753-0.917），相对提升幅度为6%至21%。该方法仅依赖numpy，已提交至TIRA评测平台。</w:t>
       </w:r>
     </w:p>
     <w:p>

--- a/docs/PAN26_paper_v1.docx
+++ b/docs/PAN26_paper_v1.docx
@@ -96,7 +96,7 @@
           <w:b w:val="0"/>
           <w:sz w:val="21"/>
         </w:rPr>
-        <w:t>PAN@CLEF 2026生成式抄袭检测评测任务旨在从大规模源文档语料库中，为可疑文档检索其原始来源文档。该任务的核心挑战在于LLM生成的可疑文本通常融合了多个不同来源的内容，将整篇文档作为单一查询的传统检索范式会导致多源溯源信号被稀释。针对该问题，本文提出了一种基于查询分段溯源建模（Query-Chunk Provenance Modeling）的源检索方法，通过段落级查询分段、独立分段BM25检索和覆盖率加权源投票三个步骤显式构建溯源图（provenance graph）。在PAN25-to-PAN26转换开发数据的全量训练集、采样子集和holdout预留验证集上的实验表明，该方法在所有评估指标上均一致优于标准BM25基线：R@10达到0.970-0.995（基线0.883-0.980），MRR达到0.909-0.972（基线0.753-0.917），相对提升幅度为6%至21%。该方法仅依赖numpy，已提交至TIRA评测平台。</w:t>
+        <w:t>PAN@CLEF 2026生成式抄袭检测评测任务旨在从大规模源文档语料库中，为可疑文档检索其原始来源文档。该任务的核心挑战在于LLM生成的可疑文本通常融合了多个不同来源的内容，将整篇文档作为单一查询的传统检索范式会导致多源溯源信号被稀释。针对该问题，本文提出了一种基于查询分段溯源建模（Query-Chunk Provenance Modeling）的源检索方法，通过段落级查询分段、独立分段BM25检索和覆盖率加权源投票三个步骤显式构建溯源图（provenance graph）。在PAN25-to-PAN26转换开发数据的全量训练集、采样子集和holdout预留验证集上的实验表明，该方法在所有评估指标上均一致优于标准BM25基线：R@10达到0.970-0.995（基线0.883-0.980），MRR达到0.909-0.972（基线0.753-0.917），相对提升幅度为6%至21%。该方法仅依赖numpy，已提交至TIRA评测平台（团队fosuai，软件oscillating-list）。在PAN26官方主测试集上，本文方法的RR达到0.935（排名第3），nDCG@10（0.626）优于官方BM25基线（0.553）。</w:t>
       </w:r>
     </w:p>
     <w:p>
@@ -3247,6 +3247,333 @@
     </w:p>
     <w:p>
       <w:pPr>
+        <w:pStyle w:val="Heading2"/>
+      </w:pPr>
+      <w:r>
+        <w:rPr>
+          <w:rFonts w:ascii="黑体" w:hAnsi="黑体" w:eastAsia="黑体"/>
+        </w:rPr>
+        <w:t>4.5 PAN26官方主测试集结果</w:t>
+      </w:r>
+    </w:p>
+    <w:p>
+      <w:pPr>
+        <w:spacing w:before="0" w:after="60" w:line="300" w:lineRule="auto"/>
+        <w:ind w:firstLine="420"/>
+      </w:pPr>
+      <w:r>
+        <w:rPr>
+          <w:rFonts w:ascii="宋体" w:hAnsi="宋体" w:eastAsia="宋体"/>
+          <w:b w:val="0"/>
+          <w:sz w:val="21"/>
+        </w:rPr>
+        <w:t>PAN26评测的主测试集（main test）官方结果已由TIRA平台发布。表7报告了本文方法（fosuai / oscillating-list）、官方BM25基线以及最佳参赛系统（JLP）在主测试集上的性能对比。</w:t>
+      </w:r>
+    </w:p>
+    <w:p>
+      <w:pPr>
+        <w:spacing w:before="0" w:after="60" w:line="300" w:lineRule="auto"/>
+      </w:pPr>
+      <w:r>
+        <w:rPr>
+          <w:rFonts w:ascii="宋体" w:hAnsi="宋体" w:eastAsia="宋体"/>
+          <w:b/>
+          <w:sz w:val="18"/>
+        </w:rPr>
+        <w:t>表7  PAN26主测试集官方结果</w:t>
+      </w:r>
+    </w:p>
+    <w:tbl>
+      <w:tblPr>
+        <w:tblStyle w:val="TableGrid"/>
+        <w:tblW w:type="auto" w:w="0"/>
+        <w:tblLook w:firstColumn="1" w:firstRow="1" w:lastColumn="0" w:lastRow="0" w:noHBand="0" w:noVBand="1" w:val="04A0"/>
+      </w:tblPr>
+      <w:tblGrid>
+        <w:gridCol w:w="1383"/>
+        <w:gridCol w:w="1383"/>
+        <w:gridCol w:w="1383"/>
+        <w:gridCol w:w="1383"/>
+        <w:gridCol w:w="1383"/>
+        <w:gridCol w:w="1383"/>
+      </w:tblGrid>
+      <w:tr>
+        <w:tc>
+          <w:tcPr>
+            <w:tcW w:type="dxa" w:w="1383"/>
+          </w:tcPr>
+          <w:p>
+            <w:r>
+              <w:t>方法</w:t>
+            </w:r>
+          </w:p>
+        </w:tc>
+        <w:tc>
+          <w:tcPr>
+            <w:tcW w:type="dxa" w:w="1383"/>
+          </w:tcPr>
+          <w:p>
+            <w:r>
+              <w:t>Recall@10</w:t>
+            </w:r>
+          </w:p>
+        </w:tc>
+        <w:tc>
+          <w:tcPr>
+            <w:tcW w:type="dxa" w:w="1383"/>
+          </w:tcPr>
+          <w:p>
+            <w:r>
+              <w:t>Recall@100</w:t>
+            </w:r>
+          </w:p>
+        </w:tc>
+        <w:tc>
+          <w:tcPr>
+            <w:tcW w:type="dxa" w:w="1383"/>
+          </w:tcPr>
+          <w:p>
+            <w:r>
+              <w:t>nDCG@10</w:t>
+            </w:r>
+          </w:p>
+        </w:tc>
+        <w:tc>
+          <w:tcPr>
+            <w:tcW w:type="dxa" w:w="1383"/>
+          </w:tcPr>
+          <w:p>
+            <w:r>
+              <w:t>nDCG@100</w:t>
+            </w:r>
+          </w:p>
+        </w:tc>
+        <w:tc>
+          <w:tcPr>
+            <w:tcW w:type="dxa" w:w="1383"/>
+          </w:tcPr>
+          <w:p>
+            <w:r>
+              <w:t>RR</w:t>
+            </w:r>
+          </w:p>
+        </w:tc>
+      </w:tr>
+      <w:tr>
+        <w:tc>
+          <w:tcPr>
+            <w:tcW w:type="dxa" w:w="1383"/>
+          </w:tcPr>
+          <w:p>
+            <w:r>
+              <w:t>BM25基线（官方）</w:t>
+            </w:r>
+          </w:p>
+        </w:tc>
+        <w:tc>
+          <w:tcPr>
+            <w:tcW w:type="dxa" w:w="1383"/>
+          </w:tcPr>
+          <w:p>
+            <w:r>
+              <w:t>0.5767</w:t>
+            </w:r>
+          </w:p>
+        </w:tc>
+        <w:tc>
+          <w:tcPr>
+            <w:tcW w:type="dxa" w:w="1383"/>
+          </w:tcPr>
+          <w:p>
+            <w:r>
+              <w:t>0.7825</w:t>
+            </w:r>
+          </w:p>
+        </w:tc>
+        <w:tc>
+          <w:tcPr>
+            <w:tcW w:type="dxa" w:w="1383"/>
+          </w:tcPr>
+          <w:p>
+            <w:r>
+              <w:t>0.5532</w:t>
+            </w:r>
+          </w:p>
+        </w:tc>
+        <w:tc>
+          <w:tcPr>
+            <w:tcW w:type="dxa" w:w="1383"/>
+          </w:tcPr>
+          <w:p>
+            <w:r>
+              <w:t>0.6068</w:t>
+            </w:r>
+          </w:p>
+        </w:tc>
+        <w:tc>
+          <w:tcPr>
+            <w:tcW w:type="dxa" w:w="1383"/>
+          </w:tcPr>
+          <w:p>
+            <w:r>
+              <w:t>0.8318</w:t>
+            </w:r>
+          </w:p>
+        </w:tc>
+      </w:tr>
+      <w:tr>
+        <w:tc>
+          <w:tcPr>
+            <w:tcW w:type="dxa" w:w="1383"/>
+          </w:tcPr>
+          <w:p>
+            <w:r>
+              <w:t>fosuai / oscillating-list（本文）</w:t>
+            </w:r>
+          </w:p>
+        </w:tc>
+        <w:tc>
+          <w:tcPr>
+            <w:tcW w:type="dxa" w:w="1383"/>
+          </w:tcPr>
+          <w:p>
+            <w:r>
+              <w:t>0.6300</w:t>
+            </w:r>
+          </w:p>
+        </w:tc>
+        <w:tc>
+          <w:tcPr>
+            <w:tcW w:type="dxa" w:w="1383"/>
+          </w:tcPr>
+          <w:p>
+            <w:r>
+              <w:t>0.6300</w:t>
+            </w:r>
+          </w:p>
+        </w:tc>
+        <w:tc>
+          <w:tcPr>
+            <w:tcW w:type="dxa" w:w="1383"/>
+          </w:tcPr>
+          <w:p>
+            <w:r>
+              <w:t>0.6263</w:t>
+            </w:r>
+          </w:p>
+        </w:tc>
+        <w:tc>
+          <w:tcPr>
+            <w:tcW w:type="dxa" w:w="1383"/>
+          </w:tcPr>
+          <w:p>
+            <w:r>
+              <w:t>0.6263</w:t>
+            </w:r>
+          </w:p>
+        </w:tc>
+        <w:tc>
+          <w:tcPr>
+            <w:tcW w:type="dxa" w:w="1383"/>
+          </w:tcPr>
+          <w:p>
+            <w:r>
+              <w:t>0.9350</w:t>
+            </w:r>
+          </w:p>
+        </w:tc>
+      </w:tr>
+      <w:tr>
+        <w:tc>
+          <w:tcPr>
+            <w:tcW w:type="dxa" w:w="1383"/>
+          </w:tcPr>
+          <w:p>
+            <w:r>
+              <w:t>JLP（最佳系统）</w:t>
+            </w:r>
+          </w:p>
+        </w:tc>
+        <w:tc>
+          <w:tcPr>
+            <w:tcW w:type="dxa" w:w="1383"/>
+          </w:tcPr>
+          <w:p>
+            <w:r>
+              <w:t>0.8542</w:t>
+            </w:r>
+          </w:p>
+        </w:tc>
+        <w:tc>
+          <w:tcPr>
+            <w:tcW w:type="dxa" w:w="1383"/>
+          </w:tcPr>
+          <w:p>
+            <w:r>
+              <w:t>0.9646</w:t>
+            </w:r>
+          </w:p>
+        </w:tc>
+        <w:tc>
+          <w:tcPr>
+            <w:tcW w:type="dxa" w:w="1383"/>
+          </w:tcPr>
+          <w:p>
+            <w:r>
+              <w:t>0.7994</w:t>
+            </w:r>
+          </w:p>
+        </w:tc>
+        <w:tc>
+          <w:tcPr>
+            <w:tcW w:type="dxa" w:w="1383"/>
+          </w:tcPr>
+          <w:p>
+            <w:r>
+              <w:t>0.8196</w:t>
+            </w:r>
+          </w:p>
+        </w:tc>
+        <w:tc>
+          <w:tcPr>
+            <w:tcW w:type="dxa" w:w="1383"/>
+          </w:tcPr>
+          <w:p>
+            <w:r>
+              <w:t>0.9760</w:t>
+            </w:r>
+          </w:p>
+        </w:tc>
+      </w:tr>
+    </w:tbl>
+    <w:p>
+      <w:pPr>
+        <w:spacing w:before="0" w:after="60" w:line="300" w:lineRule="auto"/>
+      </w:pPr>
+      <w:r>
+        <w:rPr>
+          <w:rFonts w:ascii="宋体" w:hAnsi="宋体" w:eastAsia="宋体"/>
+          <w:b w:val="0"/>
+          <w:sz w:val="8"/>
+        </w:rPr>
+      </w:r>
+    </w:p>
+    <w:p>
+      <w:pPr>
+        <w:spacing w:before="0" w:after="60" w:line="300" w:lineRule="auto"/>
+        <w:ind w:firstLine="420"/>
+      </w:pPr>
+      <w:r>
+        <w:rPr>
+          <w:rFonts w:ascii="宋体" w:hAnsi="宋体" w:eastAsia="宋体"/>
+          <w:b w:val="0"/>
+          <w:sz w:val="18"/>
+        </w:rPr>
+        <w:t>表7的结果呈现"混合但有启发"（mixed but informative）的特征：(1) 本文方法的RR达到0.935，在官方排行榜上位列第3，说明当真实源文档被命中时，它通常被排在最靠前的位置——这与分段溯源建模将真实源"推顶"的设计目标一致。(2) nDCG@10（0.6263）优于BM25基线（0.5532, +13.2%），Recall@10（0.6300）也优于基线（0.5767, +9.2%），验证了分段方法在浅层排序上的有效性。(3) Recall@100与Recall@10完全相同（均为0.6300），这是因为提交的run文件每个查询仅输出了top-10个候选文档，而非官方要求的top-1000。这一输出深度限制导致Recall@100无法反映方法的真实召回能力，是一个重要的工程教训：后续提交版本应输出top-100或top-1000结果。(4) 开发集（PAN25转换数据, 60K文档）上的R@10为0.97级别，而官方主测试集上为0.63——这一差距主要源于官方测试集与开发集在文档规模、领域分布和抄袭类型上的差异，说明跨数据集泛化仍是该任务的核心挑战。需要指出的是，PAN26官方还设有secondary dataset，其结果尚未发布。</w:t>
+      </w:r>
+    </w:p>
+    <w:p>
+      <w:pPr>
         <w:pStyle w:val="Heading1"/>
       </w:pPr>
       <w:r>
